--- a/docs/Propuesta del proyecto(Estadistica) semana 16.docx
+++ b/docs/Propuesta del proyecto(Estadistica) semana 16.docx
@@ -43,8 +43,7 @@
           <w:bCs/>
           <w:sz w:val="34"/>
           <w:szCs w:val="34"/>
-          <w:rtl w:val="0"/>
-          <w:lang w:val="es-ES" w:bidi="es-ES"/>
+          <w:lang w:val="es-ES"/>
         </w:rPr>
       </w:r>
       <w:r>
@@ -53,7 +52,9 @@
           <w:bCs/>
           <w:sz w:val="34"/>
           <w:szCs w:val="34"/>
-          <w:lang w:val="es-ES"/>
+          <w:highlight w:val="none"/>
+          <w:lang w:val="es-ES" w:bidi="es-ES"/>
+          <w14:ligatures w14:val="none"/>
         </w:rPr>
       </w:r>
     </w:p>
@@ -99,15 +100,14 @@
           <w:bCs/>
           <w:sz w:val="34"/>
           <w:szCs w:val="34"/>
-          <w:highlight w:val="none"/>
-          <w:rtl w:val="0"/>
-          <w:lang w:val="es-ES" w:bidi="es-ES"/>
+          <w:lang w:val="es-ES"/>
+          <w14:ligatures w14:val="none"/>
         </w:rPr>
       </w:r>
     </w:p>
     <w:p>
       <w:pPr>
-        <w:pStyle w:val="681"/>
+        <w:pStyle w:val="904"/>
         <w:keepNext w:val="false"/>
         <w:keepLines w:val="false"/>
         <w:pBdr/>
@@ -145,6 +145,15 @@
           <w:szCs w:val="26"/>
         </w:rPr>
       </w:r>
+      <w:r>
+        <w:rPr>
+          <w:b/>
+          <w:bCs/>
+          <w:color w:val="000000"/>
+          <w:sz w:val="26"/>
+          <w:szCs w:val="26"/>
+        </w:rPr>
+      </w:r>
     </w:p>
     <w:p>
       <w:pPr>
@@ -177,13 +186,25 @@
         <w:rPr>
           <w:rtl w:val="0"/>
         </w:rPr>
-        <w:t xml:space="preserve">El problema se centra en identificar patrones de probabilidad empírica y distribuciones de frecuencia que sugieran una mayor predisposición de ciertos tipos de personalidad a elegir áreas académicas específicas (por ejemplo, perfiles analíticos NT en ingeni</w:t>
+        <w:t xml:space="preserve">E</w:t>
       </w:r>
       <w:r>
         <w:rPr>
           <w:rtl w:val="0"/>
         </w:rPr>
-        <w:t xml:space="preserve">erías frente a perfiles orientados a la diplomacia NF en humanidades). Asimismo, la investigación delimita de forma precisa el análisis de la variable de autopercepción académica, evaluando específicamente el nivel de liderazgo autopercibido en proyectos gr</w:t>
+        <w:t xml:space="preserve">l problema se centra en identificar patrones de probabilidad empírica y distribuciones de frecuencia que sugieran una mayor predisposición de ciertos tipos de personalidad a elegir áreas académicas específicas (por ejemplo, perfiles analíticos NT en ingeni</w:t>
+      </w:r>
+      <w:r>
+        <w:rPr>
+          <w:rtl w:val="0"/>
+        </w:rPr>
+        <w:t xml:space="preserve">e</w:t>
+      </w:r>
+      <w:r>
+        <w:rPr>
+          <w:rtl w:val="0"/>
+        </w:rPr>
+        <w:t xml:space="preserve">rías frente a perfiles orientados a la diplomacia NF en humanidades). Asimismo, la investigación delimita de forma precisa el análisis de la variable de autopercepción académica, evaluando específicamente el nivel de liderazgo autopercibido en proyectos gr</w:t>
       </w:r>
       <w:r>
         <w:rPr>
@@ -200,7 +221,7 @@
     </w:p>
     <w:p>
       <w:pPr>
-        <w:pStyle w:val="681"/>
+        <w:pStyle w:val="904"/>
         <w:keepNext w:val="false"/>
         <w:keepLines w:val="false"/>
         <w:pBdr/>
@@ -238,6 +259,15 @@
           <w:szCs w:val="26"/>
         </w:rPr>
       </w:r>
+      <w:r>
+        <w:rPr>
+          <w:b/>
+          <w:bCs/>
+          <w:color w:val="000000"/>
+          <w:sz w:val="26"/>
+          <w:szCs w:val="26"/>
+        </w:rPr>
+      </w:r>
     </w:p>
     <w:p>
       <w:pPr>
@@ -256,6 +286,12 @@
           <w:rtl w:val="0"/>
         </w:rPr>
         <w:t xml:space="preserve">Objetivo General:</w:t>
+      </w:r>
+      <w:r>
+        <w:rPr>
+          <w:b/>
+          <w:bCs/>
+        </w:rPr>
       </w:r>
       <w:r>
         <w:rPr>
@@ -329,6 +365,12 @@
           <w:bCs/>
         </w:rPr>
       </w:r>
+      <w:r>
+        <w:rPr>
+          <w:b/>
+          <w:bCs/>
+        </w:rPr>
+      </w:r>
     </w:p>
     <w:p>
       <w:pPr>
@@ -427,7 +469,13 @@
         <w:rPr>
           <w:rtl w:val="0"/>
         </w:rPr>
-        <w:t xml:space="preserve">Representar de forma clara y rigurosa la variabilidad de la autopercepción académica y las características sociodemográficas mediante gráficos de sectores, histogramas y gráficos de barras, garantizando una interpretación visual directa de las frecuencias a</w:t>
+        <w:t xml:space="preserve">R</w:t>
+      </w:r>
+      <w:r>
+        <w:rPr>
+          <w:rtl w:val="0"/>
+        </w:rPr>
+        <w:t xml:space="preserve">epresentar de forma clara y rigurosa la variabilidad de la autopercepción académica y las características sociodemográficas mediante gráficos de sectores, histogramas y gráficos de barras, garantizando una interpretación visual directa de las frecuencias a</w:t>
       </w:r>
       <w:r>
         <w:rPr>
@@ -444,7 +492,7 @@
     </w:p>
     <w:p>
       <w:pPr>
-        <w:pStyle w:val="681"/>
+        <w:pStyle w:val="904"/>
         <w:keepNext w:val="false"/>
         <w:keepLines w:val="false"/>
         <w:pBdr/>
@@ -472,6 +520,15 @@
           <w:rtl w:val="0"/>
         </w:rPr>
         <w:t xml:space="preserve">3. Tamaño de la Muestra Óptimo</w:t>
+      </w:r>
+      <w:r>
+        <w:rPr>
+          <w:b/>
+          <w:bCs/>
+          <w:color w:val="000000"/>
+          <w:sz w:val="26"/>
+          <w:szCs w:val="26"/>
+        </w:rPr>
       </w:r>
       <w:r>
         <w:rPr>
@@ -525,7 +582,14 @@
           <w:highlight w:val="none"/>
           <w:rtl w:val="0"/>
         </w:rPr>
-        <w:t xml:space="preserve">todológico riguroso y concertado con la asesoría docente. Dada la extensión y la densidad de preguntas de opción forzada que exige el instrumento para caracterizar con precisión cada perfil psicológico, se priorizó la calidad, completitud y confiabilidad de</w:t>
+        <w:t xml:space="preserve">t</w:t>
+      </w:r>
+      <w:r>
+        <w:rPr>
+          <w:highlight w:val="none"/>
+          <w:rtl w:val="0"/>
+        </w:rPr>
+        <w:t xml:space="preserve">odológico riguroso y concertado con la asesoría docente. Dada la extensión y la densidad de preguntas de opción forzada que exige el instrumento para caracterizar con precisión cada perfil psicológico, se priorizó la calidad, completitud y confiabilidad de</w:t>
       </w:r>
       <w:r>
         <w:rPr>
@@ -551,7 +615,6 @@
       <w:r>
         <w:rPr>
           <w:highlight w:val="none"/>
-          <w:rtl w:val="0"/>
         </w:rPr>
       </w:r>
       <w:r>
@@ -620,6 +683,11 @@
           <w:highlight w:val="none"/>
         </w:rPr>
       </w:r>
+      <w:r>
+        <w:rPr>
+          <w:highlight w:val="none"/>
+        </w:rPr>
+      </w:r>
     </w:p>
     <w:p>
       <w:pPr>
@@ -645,7 +713,6 @@
       <w:r>
         <w:rPr>
           <w:highlight w:val="none"/>
-          <w:rtl w:val="0"/>
         </w:rPr>
       </w:r>
     </w:p>
@@ -690,6 +757,12 @@
       <w:r>
         <w:rPr>
           <w:highlight w:val="none"/>
+        </w:rPr>
+      </w:r>
+      <w:r>
+        <w:rPr>
+          <w:highlight w:val="none"/>
+          <w:lang w:val="es-ES"/>
         </w:rPr>
       </w:r>
     </w:p>
@@ -734,14 +807,12 @@
           <w:i/>
           <w:iCs/>
           <w:highlight w:val="none"/>
-          <w:rtl w:val="0"/>
-          <w:lang w:val="es-ES"/>
         </w:rPr>
       </w:r>
       <w:r>
         <w:rPr>
+          <w:bCs/>
           <w:i/>
-          <w:iCs/>
           <w:highlight w:val="none"/>
         </w:rPr>
       </w:r>
@@ -779,14 +850,12 @@
           <w:i/>
           <w:iCs/>
           <w:highlight w:val="none"/>
-          <w:rtl w:val="0"/>
-          <w:lang w:val="es-ES"/>
         </w:rPr>
       </w:r>
       <w:r>
         <w:rPr>
+          <w:bCs/>
           <w:i/>
-          <w:iCs/>
           <w:highlight w:val="none"/>
         </w:rPr>
       </w:r>
@@ -824,14 +893,12 @@
           <w:i/>
           <w:iCs/>
           <w:highlight w:val="none"/>
-          <w:rtl w:val="0"/>
-          <w:lang w:val="es-ES"/>
         </w:rPr>
       </w:r>
       <w:r>
         <w:rPr>
+          <w:bCs/>
           <w:i/>
-          <w:iCs/>
           <w:highlight w:val="none"/>
         </w:rPr>
       </w:r>
@@ -875,8 +942,9 @@
       </w:r>
       <w:r>
         <w:rPr>
+          <w:bCs/>
           <w:i/>
-          <w:iCs/>
+          <w:highlight w:val="none"/>
         </w:rPr>
       </w:r>
     </w:p>
@@ -906,8 +974,6 @@
       <w:r>
         <w:rPr>
           <w:highlight w:val="none"/>
-          <w:rtl w:val="0"/>
-          <w:lang w:val="es-ES"/>
         </w:rPr>
       </w:r>
     </w:p>
@@ -988,7 +1054,14 @@
           <w:highlight w:val="none"/>
           <w:rtl w:val="0"/>
         </w:rPr>
-        <w:t xml:space="preserve">población general de pregrado, se recopilaron respuestas de estudiantes pertenecientes a diversas disciplinas y en distintas etapas de su avance curricular (abarcando semestres iniciales, intermedios y avanzados). Esto permite capturar la heterogeneidad de </w:t>
+        <w:t xml:space="preserve">p</w:t>
+      </w:r>
+      <w:r>
+        <w:rPr>
+          <w:highlight w:val="none"/>
+          <w:rtl w:val="0"/>
+        </w:rPr>
+        <w:t xml:space="preserve">oblación general de pregrado, se recopilaron respuestas de estudiantes pertenecientes a diversas disciplinas y en distintas etapas de su avance curricular (abarcando semestres iniciales, intermedios y avanzados). Esto permite capturar la heterogeneidad de </w:t>
       </w:r>
       <w:r>
         <w:rPr>
@@ -1000,7 +1073,6 @@
       <w:r>
         <w:rPr>
           <w:highlight w:val="none"/>
-          <w:rtl w:val="0"/>
         </w:rPr>
       </w:r>
       <w:r>
@@ -1011,7 +1083,7 @@
     </w:p>
     <w:p>
       <w:pPr>
-        <w:pStyle w:val="681"/>
+        <w:pStyle w:val="904"/>
         <w:keepNext w:val="false"/>
         <w:keepLines w:val="false"/>
         <w:pBdr/>
@@ -1031,7 +1103,11 @@
       <w:bookmarkEnd w:id="3"/>
       <w:r>
         <w:rPr>
-          <w:rtl w:val="0"/>
+          <w:b/>
+          <w:bCs/>
+          <w:color w:val="000000"/>
+          <w:sz w:val="26"/>
+          <w:szCs w:val="26"/>
         </w:rPr>
       </w:r>
       <w:r>
@@ -1046,7 +1122,7 @@
     </w:p>
     <w:p>
       <w:pPr>
-        <w:pStyle w:val="681"/>
+        <w:pStyle w:val="904"/>
         <w:keepNext w:val="false"/>
         <w:keepLines w:val="false"/>
         <w:pBdr/>
@@ -1066,7 +1142,11 @@
       <w:bookmarkEnd w:id="4"/>
       <w:r>
         <w:rPr>
-          <w:rtl w:val="0"/>
+          <w:b/>
+          <w:bCs/>
+          <w:color w:val="000000"/>
+          <w:sz w:val="26"/>
+          <w:szCs w:val="26"/>
         </w:rPr>
       </w:r>
       <w:r>
@@ -1081,7 +1161,7 @@
     </w:p>
     <w:p>
       <w:pPr>
-        <w:pStyle w:val="681"/>
+        <w:pStyle w:val="904"/>
         <w:keepNext w:val="false"/>
         <w:keepLines w:val="false"/>
         <w:pBdr/>
@@ -1119,6 +1199,15 @@
           <w:szCs w:val="26"/>
         </w:rPr>
       </w:r>
+      <w:r>
+        <w:rPr>
+          <w:b/>
+          <w:bCs/>
+          <w:color w:val="000000"/>
+          <w:sz w:val="26"/>
+          <w:szCs w:val="26"/>
+        </w:rPr>
+      </w:r>
     </w:p>
     <w:p>
       <w:pPr>
@@ -1148,12 +1237,17 @@
         </w:rPr>
         <w:t xml:space="preserve"> </w:t>
       </w:r>
-      <w:r/>
       <w:r>
         <w:rPr>
           <w:rtl w:val="0"/>
         </w:rPr>
-        <w:t xml:space="preserve">El indicador MBTI es una herramienta de evaluación psicométrica inspirada en la teoría de los tipos psicológicos de Carl Jung. Clasifica a los individuos en 16 tipos de personalidad únicos a partir de cuatro dicotomías fundamentales que operan como variable</w:t>
+        <w:t xml:space="preserve">E</w:t>
+      </w:r>
+      <w:r>
+        <w:rPr>
+          <w:rtl w:val="0"/>
+        </w:rPr>
+        <w:t xml:space="preserve">l indicador MBTI es una herramienta de evaluación psicométrica inspirada en la teoría de los tipos psicológicos de Carl Jung. Clasifica a los individuos en 16 tipos de personalidad únicos a partir de cuatro dicotomías fundamentales que operan como variable</w:t>
       </w:r>
       <w:r>
         <w:rPr>
@@ -1172,6 +1266,7 @@
           <w:rtl w:val="0"/>
         </w:rPr>
       </w:r>
+      <w:r/>
     </w:p>
     <w:p>
       <w:pPr>
@@ -1199,6 +1294,7 @@
           <w:rtl w:val="0"/>
         </w:rPr>
       </w:r>
+      <w:r/>
     </w:p>
     <w:p>
       <w:pPr>
@@ -1226,6 +1322,7 @@
           <w:rtl w:val="0"/>
         </w:rPr>
       </w:r>
+      <w:r/>
     </w:p>
     <w:p>
       <w:pPr>
@@ -1253,6 +1350,7 @@
           <w:rtl w:val="0"/>
         </w:rPr>
       </w:r>
+      <w:r/>
     </w:p>
     <w:p>
       <w:pPr>
@@ -1280,6 +1378,7 @@
           <w:rtl w:val="0"/>
         </w:rPr>
       </w:r>
+      <w:r/>
     </w:p>
     <w:p>
       <w:pPr>
@@ -1293,7 +1392,6 @@
           <w:rtl w:val="0"/>
         </w:rPr>
       </w:r>
-      <w:r/>
       <w:r/>
     </w:p>
     <w:p>
@@ -1355,14 +1453,7 @@
           <w:rtl w:val="0"/>
         </w:rPr>
       </w:r>
-      <w:r>
-        <w:rPr>
-          <w:b/>
-          <w:bCs/>
-          <w:highlight w:val="none"/>
-          <w:rtl w:val="0"/>
-        </w:rPr>
-      </w:r>
+      <w:r/>
     </w:p>
     <w:p>
       <w:pPr>
@@ -1402,7 +1493,7 @@
     </w:p>
     <w:p>
       <w:pPr>
-        <w:pStyle w:val="681"/>
+        <w:pStyle w:val="904"/>
         <w:keepNext w:val="false"/>
         <w:keepLines w:val="false"/>
         <w:pBdr/>
@@ -1445,14 +1536,12 @@
           <w:color w:val="000000"/>
           <w:sz w:val="26"/>
           <w:szCs w:val="26"/>
-          <w:highlight w:val="none"/>
-          <w:rtl w:val="0"/>
         </w:rPr>
       </w:r>
     </w:p>
     <w:p>
       <w:pPr>
-        <w:pStyle w:val="681"/>
+        <w:pStyle w:val="904"/>
         <w:keepNext w:val="false"/>
         <w:keepLines w:val="false"/>
         <w:pBdr/>
@@ -1491,6 +1580,16 @@
           <w:szCs w:val="26"/>
         </w:rPr>
       </w:r>
+      <w:r>
+        <w:rPr>
+          <w:b/>
+          <w:bCs/>
+          <w:color w:val="000000"/>
+          <w:sz w:val="26"/>
+          <w:szCs w:val="26"/>
+          <w:highlight w:val="none"/>
+        </w:rPr>
+      </w:r>
     </w:p>
     <w:p>
       <w:pPr>
@@ -1577,7 +1676,113 @@
     </w:p>
     <w:p>
       <w:pPr>
-        <w:pStyle w:val="681"/>
+        <w:pStyle w:val="904"/>
+        <w:pBdr>
+          <w:top w:val="none" w:color="000000" w:sz="4" w:space="0"/>
+          <w:left w:val="none" w:color="000000" w:sz="4" w:space="0"/>
+          <w:bottom w:val="none" w:color="000000" w:sz="4" w:space="0"/>
+          <w:right w:val="none" w:color="000000" w:sz="4" w:space="0"/>
+        </w:pBdr>
+        <w:spacing w:before="0" w:line="276" w:lineRule="auto"/>
+        <w:ind w:right="0" w:firstLine="0" w:left="0"/>
+        <w:rPr>
+          <w:sz w:val="28"/>
+          <w:szCs w:val="28"/>
+        </w:rPr>
+      </w:pPr>
+      <w:r>
+        <w:rPr>
+          <w:rFonts w:ascii="Liberation Sans" w:hAnsi="Liberation Sans" w:eastAsia="Liberation Sans" w:cs="Liberation Sans"/>
+          <w:b/>
+          <w:color w:val="000000"/>
+          <w:sz w:val="28"/>
+          <w:highlight w:val="none"/>
+        </w:rPr>
+      </w:r>
+      <w:r>
+        <w:rPr>
+          <w:rFonts w:ascii="Liberation Sans" w:hAnsi="Liberation Sans" w:eastAsia="Liberation Sans" w:cs="Liberation Sans"/>
+          <w:b/>
+          <w:color w:val="000000"/>
+          <w:sz w:val="28"/>
+          <w:highlight w:val="none"/>
+        </w:rPr>
+      </w:r>
+      <w:r>
+        <w:rPr>
+          <w:rFonts w:ascii="Liberation Sans" w:hAnsi="Liberation Sans" w:eastAsia="Liberation Sans" w:cs="Liberation Sans"/>
+          <w:b/>
+          <w:color w:val="000000"/>
+          <w:sz w:val="28"/>
+          <w:highlight w:val="none"/>
+        </w:rPr>
+      </w:r>
+    </w:p>
+    <w:p>
+      <w:pPr>
+        <w:pStyle w:val="904"/>
+        <w:pBdr>
+          <w:top w:val="none" w:color="000000" w:sz="4" w:space="0"/>
+          <w:left w:val="none" w:color="000000" w:sz="4" w:space="0"/>
+          <w:bottom w:val="none" w:color="000000" w:sz="4" w:space="0"/>
+          <w:right w:val="none" w:color="000000" w:sz="4" w:space="0"/>
+        </w:pBdr>
+        <w:spacing w:before="0" w:line="276" w:lineRule="auto"/>
+        <w:ind w:right="0" w:firstLine="0" w:left="0"/>
+        <w:rPr>
+          <w:rFonts w:ascii="Liberation Sans" w:hAnsi="Liberation Sans" w:eastAsia="Liberation Sans" w:cs="Liberation Sans"/>
+          <w:b/>
+          <w:bCs/>
+          <w:color w:val="000000"/>
+          <w:sz w:val="28"/>
+          <w:szCs w:val="28"/>
+          <w:highlight w:val="none"/>
+        </w:rPr>
+      </w:pPr>
+      <w:r>
+        <w:rPr>
+          <w:rFonts w:ascii="Liberation Sans" w:hAnsi="Liberation Sans" w:eastAsia="Liberation Sans" w:cs="Liberation Sans"/>
+          <w:b/>
+          <w:color w:val="000000"/>
+          <w:sz w:val="28"/>
+        </w:rPr>
+        <w:t xml:space="preserve">Repositorio y Reproducibilidad del Proyecto</w:t>
+      </w:r>
+      <w:r/>
+    </w:p>
+    <w:p>
+      <w:pPr>
+        <w:pBdr>
+          <w:top w:val="none" w:color="000000" w:sz="4" w:space="0"/>
+          <w:left w:val="none" w:color="000000" w:sz="4" w:space="0"/>
+          <w:bottom w:val="none" w:color="000000" w:sz="4" w:space="0"/>
+          <w:right w:val="none" w:color="000000" w:sz="4" w:space="0"/>
+        </w:pBdr>
+        <w:spacing w:before="0" w:line="276" w:lineRule="auto"/>
+        <w:ind w:right="0" w:firstLine="0" w:left="0"/>
+        <w:rPr/>
+      </w:pPr>
+      <w:r>
+        <w:rPr>
+          <w:rFonts w:ascii="Liberation Sans" w:hAnsi="Liberation Sans" w:eastAsia="Liberation Sans" w:cs="Liberation Sans"/>
+          <w:color w:val="000000"/>
+          <w:sz w:val="24"/>
+        </w:rPr>
+        <w:t xml:space="preserve">Con el propósito de garantizar la trazabilidad, la transparencia y la reproducibilidad del estudio, todo el procesamiento de datos, la limpieza de la muestra ($n = 70$), la estructuración de las tablas de contingencia y la generación de los gráficos estadí</w:t>
+      </w:r>
+      <w:r>
+        <w:rPr>
+          <w:rFonts w:ascii="Liberation Sans" w:hAnsi="Liberation Sans" w:eastAsia="Liberation Sans" w:cs="Liberation Sans"/>
+          <w:color w:val="000000"/>
+          <w:sz w:val="24"/>
+        </w:rPr>
+        <w:t xml:space="preserve">sticos ha sido documentado y centralizado en un repositorio público de GitHub.</w:t>
+      </w:r>
+      <w:r/>
+    </w:p>
+    <w:p>
+      <w:pPr>
+        <w:pStyle w:val="904"/>
         <w:keepNext w:val="false"/>
         <w:keepLines w:val="false"/>
         <w:pBdr/>
@@ -1591,6 +1796,29 @@
           <w:szCs w:val="26"/>
         </w:rPr>
       </w:pPr>
+      <w:r>
+        <w:rPr>
+          <w:b/>
+          <w:bCs/>
+          <w:color w:val="000000"/>
+          <w:sz w:val="26"/>
+          <w:szCs w:val="26"/>
+          <w:highlight w:val="none"/>
+          <w:rtl w:val="0"/>
+        </w:rPr>
+      </w:r>
+      <w:r>
+        <w:rPr>
+          <w:b/>
+          <w:bCs/>
+          <w:color w:val="000000"/>
+          <w:sz w:val="26"/>
+          <w:szCs w:val="26"/>
+          <w:highlight w:val="none"/>
+          <w:rtl w:val="0"/>
+        </w:rPr>
+        <w:t xml:space="preserve">https://github.com/calerosantiago/icesimbti</w:t>
+      </w:r>
       <w:r>
         <w:rPr>
           <w:b/>
@@ -1620,22 +1848,20 @@
           <w:color w:val="000000"/>
           <w:sz w:val="26"/>
           <w:szCs w:val="26"/>
-          <w:highlight w:val="none"/>
-          <w:rtl w:val="0"/>
         </w:rPr>
       </w:r>
     </w:p>
     <w:p>
       <w:pPr>
-        <w:pStyle w:val="681"/>
+        <w:pStyle w:val="904"/>
         <w:keepNext w:val="false"/>
         <w:keepLines w:val="false"/>
         <w:pBdr/>
         <w:spacing w:before="0"/>
         <w:ind/>
         <w:rPr>
-          <w:b/>
-          <w:bCs/>
+          <w:b w:val="0"/>
+          <w:bCs w:val="0"/>
           <w:color w:val="000000"/>
           <w:sz w:val="26"/>
           <w:szCs w:val="26"/>
@@ -1655,14 +1881,16 @@
       </w:r>
       <w:r>
         <w:rPr>
-          <w:b/>
-          <w:bCs/>
+          <w:b w:val="0"/>
+          <w:bCs w:val="0"/>
           <w:color w:val="000000"/>
           <w:sz w:val="26"/>
           <w:szCs w:val="26"/>
           <w:highlight w:val="none"/>
           <w:rtl w:val="0"/>
+          <w:lang w:val="es-ES"/>
         </w:rPr>
+        <w:t xml:space="preserve">Lo que importa en el repositorio es el archivo llamado </w:t>
       </w:r>
       <w:r>
         <w:rPr>
@@ -1673,12 +1901,68 @@
           <w:szCs w:val="26"/>
           <w:highlight w:val="none"/>
           <w:rtl w:val="0"/>
+          <w:lang w:val="es-ES"/>
+        </w:rPr>
+        <w:t xml:space="preserve">conclusions</w:t>
+      </w:r>
+      <w:r>
+        <w:rPr>
+          <w:b w:val="0"/>
+          <w:bCs w:val="0"/>
+          <w:color w:val="000000"/>
+          <w:sz w:val="26"/>
+          <w:szCs w:val="26"/>
+          <w:highlight w:val="none"/>
+          <w:rtl w:val="0"/>
+          <w:lang w:val="es-ES"/>
+        </w:rPr>
+        <w:t xml:space="preserve"> donde se encuentra un html que contiene todos los datos del proyecto.</w:t>
+      </w:r>
+      <w:r>
+        <w:rPr>
+          <w:b w:val="0"/>
+          <w:bCs w:val="0"/>
+          <w:color w:val="000000"/>
+          <w:sz w:val="26"/>
+          <w:szCs w:val="26"/>
+          <w:highlight w:val="none"/>
         </w:rPr>
       </w:r>
     </w:p>
     <w:p>
       <w:pPr>
-        <w:pStyle w:val="681"/>
+        <w:pBdr/>
+        <w:spacing/>
+        <w:ind/>
+        <w:rPr/>
+      </w:pPr>
+      <w:r>
+        <w:rPr>
+          <w:b w:val="0"/>
+          <w:bCs w:val="0"/>
+          <w:color w:val="000000"/>
+          <w:sz w:val="26"/>
+          <w:szCs w:val="26"/>
+          <w:highlight w:val="none"/>
+          <w:rtl w:val="0"/>
+          <w:lang w:val="es-ES"/>
+        </w:rPr>
+      </w:r>
+      <w:r>
+        <w:rPr>
+          <w:b w:val="0"/>
+          <w:bCs w:val="0"/>
+          <w:color w:val="000000"/>
+          <w:sz w:val="26"/>
+          <w:szCs w:val="26"/>
+          <w:highlight w:val="none"/>
+        </w:rPr>
+      </w:r>
+      <w:r/>
+    </w:p>
+    <w:p>
+      <w:pPr>
+        <w:pStyle w:val="904"/>
         <w:keepNext w:val="false"/>
         <w:keepLines w:val="false"/>
         <w:pBdr/>
@@ -1717,6 +2001,16 @@
           <w:szCs w:val="26"/>
         </w:rPr>
       </w:r>
+      <w:r>
+        <w:rPr>
+          <w:b/>
+          <w:bCs/>
+          <w:color w:val="000000"/>
+          <w:sz w:val="26"/>
+          <w:szCs w:val="26"/>
+          <w:highlight w:val="none"/>
+        </w:rPr>
+      </w:r>
     </w:p>
     <w:p>
       <w:pPr>
@@ -1735,7 +2029,7 @@
     </w:p>
     <w:tbl>
       <w:tblPr>
-        <w:tblStyle w:val="687"/>
+        <w:tblStyle w:val="910"/>
         <w:tblW w:w="9025" w:type="dxa"/>
         <w:tblBorders/>
         <w:tblLayout w:type="fixed"/>
@@ -2244,7 +2538,6 @@
       </w:pPr>
       <w:r/>
       <w:r/>
-      <w:r/>
     </w:p>
     <w:p>
       <w:pPr>
@@ -2253,13 +2546,12 @@
         <w:ind/>
         <w:rPr/>
       </w:pPr>
-      <w:r/>
       <w:r/>
       <w:r/>
     </w:p>
     <w:p>
       <w:pPr>
-        <w:pStyle w:val="165"/>
+        <w:pStyle w:val="864"/>
         <w:numPr>
           <w:ilvl w:val="0"/>
           <w:numId w:val="6"/>
@@ -2311,7 +2603,7 @@
       <w:hyperlink r:id="rId9" w:tooltip="https://www.unea.edu.mx/blog/test-personalidad-y-carrera" w:history="1">
         <w:r>
           <w:rPr>
-            <w:rStyle w:val="187"/>
+            <w:rStyle w:val="886"/>
             <w:rFonts w:ascii="Times New Roman" w:hAnsi="Times New Roman" w:eastAsia="Times New Roman" w:cs="Times New Roman"/>
             <w:color w:val="0000ee"/>
             <w:sz w:val="24"/>
@@ -2325,7 +2617,7 @@
     </w:p>
     <w:p>
       <w:pPr>
-        <w:pStyle w:val="165"/>
+        <w:pStyle w:val="864"/>
         <w:numPr>
           <w:ilvl w:val="0"/>
           <w:numId w:val="6"/>
@@ -2377,7 +2669,7 @@
       <w:hyperlink r:id="rId10" w:tooltip="https://blogs.unitec.mx/que-carrera-estudiar-segun-tu-personalidad" w:history="1">
         <w:r>
           <w:rPr>
-            <w:rStyle w:val="187"/>
+            <w:rStyle w:val="886"/>
             <w:rFonts w:ascii="Times New Roman" w:hAnsi="Times New Roman" w:eastAsia="Times New Roman" w:cs="Times New Roman"/>
             <w:color w:val="0000ee"/>
             <w:sz w:val="24"/>
@@ -2391,7 +2683,7 @@
     </w:p>
     <w:p>
       <w:pPr>
-        <w:pStyle w:val="165"/>
+        <w:pStyle w:val="864"/>
         <w:numPr>
           <w:ilvl w:val="0"/>
           <w:numId w:val="6"/>
@@ -2443,7 +2735,7 @@
       <w:hyperlink r:id="rId11" w:tooltip="https://www.nosequeestudiar.net/orientacion/general/cual-es-la-carrera-mas-adecuada-para-cada-tipo-de-personalidad/" w:history="1">
         <w:r>
           <w:rPr>
-            <w:rStyle w:val="187"/>
+            <w:rStyle w:val="886"/>
             <w:rFonts w:ascii="Times New Roman" w:hAnsi="Times New Roman" w:eastAsia="Times New Roman" w:cs="Times New Roman"/>
             <w:color w:val="0000ee"/>
             <w:sz w:val="24"/>
@@ -2492,7 +2784,6 @@
         <w:ind/>
         <w:rPr/>
       </w:pPr>
-      <w:r/>
       <w:r>
         <w:separator/>
       </w:r>
@@ -2507,7 +2798,6 @@
         <w:ind/>
         <w:rPr/>
       </w:pPr>
-      <w:r/>
       <w:r>
         <w:continuationSeparator/>
       </w:r>
@@ -2527,7 +2817,6 @@
         <w:ind/>
         <w:rPr/>
       </w:pPr>
-      <w:r/>
       <w:r>
         <w:separator/>
       </w:r>
@@ -2542,7 +2831,6 @@
         <w:ind/>
         <w:rPr/>
       </w:pPr>
-      <w:r/>
       <w:r>
         <w:continuationSeparator/>
       </w:r>
@@ -3614,7 +3902,7 @@
     <w:lsdException w:name="Bibliography" w:uiPriority="37"/>
     <w:lsdException w:name="TOC Heading" w:uiPriority="39" w:qFormat="1"/>
   </w:latentStyles>
-  <w:style w:type="table" w:styleId="11" w:default="1">
+  <w:style w:type="table" w:styleId="719" w:default="1">
     <w:name w:val="Normal Table"/>
     <w:uiPriority w:val="99"/>
     <w:semiHidden/>
@@ -3807,9 +4095,9 @@
       </w:tcPr>
     </w:tblStylePr>
   </w:style>
-  <w:style w:type="table" w:styleId="12">
+  <w:style w:type="table" w:styleId="720">
     <w:name w:val="Table Grid"/>
-    <w:basedOn w:val="11"/>
+    <w:basedOn w:val="719"/>
     <w:uiPriority w:val="59"/>
     <w:pPr>
       <w:pBdr/>
@@ -4006,9 +4294,9 @@
       </w:tcPr>
     </w:tblStylePr>
   </w:style>
-  <w:style w:type="table" w:styleId="13">
+  <w:style w:type="table" w:styleId="721">
     <w:name w:val="Table Grid Light"/>
-    <w:basedOn w:val="11"/>
+    <w:basedOn w:val="719"/>
     <w:uiPriority w:val="59"/>
     <w:pPr>
       <w:pBdr/>
@@ -4205,9 +4493,9 @@
       </w:tcPr>
     </w:tblStylePr>
   </w:style>
-  <w:style w:type="table" w:styleId="14">
+  <w:style w:type="table" w:styleId="722">
     <w:name w:val="Plain Table 1"/>
-    <w:basedOn w:val="11"/>
+    <w:basedOn w:val="719"/>
     <w:uiPriority w:val="59"/>
     <w:pPr>
       <w:pBdr/>
@@ -4430,9 +4718,9 @@
       </w:tcPr>
     </w:tblStylePr>
   </w:style>
-  <w:style w:type="table" w:styleId="15">
+  <w:style w:type="table" w:styleId="723">
     <w:name w:val="Plain Table 2"/>
-    <w:basedOn w:val="11"/>
+    <w:basedOn w:val="719"/>
     <w:uiPriority w:val="59"/>
     <w:pPr>
       <w:pBdr/>
@@ -4663,9 +4951,9 @@
       </w:tcPr>
     </w:tblStylePr>
   </w:style>
-  <w:style w:type="table" w:styleId="16">
+  <w:style w:type="table" w:styleId="724">
     <w:name w:val="Plain Table 3"/>
-    <w:basedOn w:val="11"/>
+    <w:basedOn w:val="719"/>
     <w:uiPriority w:val="99"/>
     <w:pPr>
       <w:pBdr/>
@@ -4893,9 +5181,9 @@
       </w:tcPr>
     </w:tblStylePr>
   </w:style>
-  <w:style w:type="table" w:styleId="17">
+  <w:style w:type="table" w:styleId="725">
     <w:name w:val="Plain Table 4"/>
-    <w:basedOn w:val="11"/>
+    <w:basedOn w:val="719"/>
     <w:uiPriority w:val="99"/>
     <w:pPr>
       <w:pBdr/>
@@ -5109,9 +5397,9 @@
       </w:tcPr>
     </w:tblStylePr>
   </w:style>
-  <w:style w:type="table" w:styleId="18">
+  <w:style w:type="table" w:styleId="726">
     <w:name w:val="Plain Table 5"/>
-    <w:basedOn w:val="11"/>
+    <w:basedOn w:val="719"/>
     <w:uiPriority w:val="99"/>
     <w:pPr>
       <w:pBdr/>
@@ -5342,9 +5630,9 @@
       </w:tcPr>
     </w:tblStylePr>
   </w:style>
-  <w:style w:type="table" w:styleId="19">
+  <w:style w:type="table" w:styleId="727">
     <w:name w:val="Grid Table 1 Light"/>
-    <w:basedOn w:val="11"/>
+    <w:basedOn w:val="719"/>
     <w:uiPriority w:val="99"/>
     <w:pPr>
       <w:pBdr/>
@@ -5565,9 +5853,9 @@
       </w:tcPr>
     </w:tblStylePr>
   </w:style>
-  <w:style w:type="table" w:styleId="20">
+  <w:style w:type="table" w:styleId="728">
     <w:name w:val="Grid Table 1 Light - Accent 1"/>
-    <w:basedOn w:val="11"/>
+    <w:basedOn w:val="719"/>
     <w:uiPriority w:val="99"/>
     <w:pPr>
       <w:pBdr/>
@@ -5788,9 +6076,9 @@
       </w:tcPr>
     </w:tblStylePr>
   </w:style>
-  <w:style w:type="table" w:styleId="21">
+  <w:style w:type="table" w:styleId="729">
     <w:name w:val="Grid Table 1 Light - Accent 2"/>
-    <w:basedOn w:val="11"/>
+    <w:basedOn w:val="719"/>
     <w:uiPriority w:val="99"/>
     <w:pPr>
       <w:pBdr/>
@@ -6011,9 +6299,9 @@
       </w:tcPr>
     </w:tblStylePr>
   </w:style>
-  <w:style w:type="table" w:styleId="22">
+  <w:style w:type="table" w:styleId="730">
     <w:name w:val="Grid Table 1 Light - Accent 3"/>
-    <w:basedOn w:val="11"/>
+    <w:basedOn w:val="719"/>
     <w:uiPriority w:val="99"/>
     <w:pPr>
       <w:pBdr/>
@@ -6234,9 +6522,9 @@
       </w:tcPr>
     </w:tblStylePr>
   </w:style>
-  <w:style w:type="table" w:styleId="23">
+  <w:style w:type="table" w:styleId="731">
     <w:name w:val="Grid Table 1 Light - Accent 4"/>
-    <w:basedOn w:val="11"/>
+    <w:basedOn w:val="719"/>
     <w:uiPriority w:val="99"/>
     <w:pPr>
       <w:pBdr/>
@@ -6457,9 +6745,9 @@
       </w:tcPr>
     </w:tblStylePr>
   </w:style>
-  <w:style w:type="table" w:styleId="24">
+  <w:style w:type="table" w:styleId="732">
     <w:name w:val="Grid Table 1 Light - Accent 5"/>
-    <w:basedOn w:val="11"/>
+    <w:basedOn w:val="719"/>
     <w:uiPriority w:val="99"/>
     <w:pPr>
       <w:pBdr/>
@@ -6680,9 +6968,9 @@
       </w:tcPr>
     </w:tblStylePr>
   </w:style>
-  <w:style w:type="table" w:styleId="25">
+  <w:style w:type="table" w:styleId="733">
     <w:name w:val="Grid Table 1 Light - Accent 6"/>
-    <w:basedOn w:val="11"/>
+    <w:basedOn w:val="719"/>
     <w:uiPriority w:val="99"/>
     <w:pPr>
       <w:pBdr/>
@@ -6903,9 +7191,9 @@
       </w:tcPr>
     </w:tblStylePr>
   </w:style>
-  <w:style w:type="table" w:styleId="26">
+  <w:style w:type="table" w:styleId="734">
     <w:name w:val="Grid Table 2"/>
-    <w:basedOn w:val="11"/>
+    <w:basedOn w:val="719"/>
     <w:uiPriority w:val="99"/>
     <w:pPr>
       <w:pBdr/>
@@ -7135,9 +7423,9 @@
       </w:tcPr>
     </w:tblStylePr>
   </w:style>
-  <w:style w:type="table" w:styleId="27">
+  <w:style w:type="table" w:styleId="735">
     <w:name w:val="Grid Table 2 - Accent 1"/>
-    <w:basedOn w:val="11"/>
+    <w:basedOn w:val="719"/>
     <w:uiPriority w:val="99"/>
     <w:pPr>
       <w:pBdr/>
@@ -7367,9 +7655,9 @@
       </w:tcPr>
     </w:tblStylePr>
   </w:style>
-  <w:style w:type="table" w:styleId="28">
+  <w:style w:type="table" w:styleId="736">
     <w:name w:val="Grid Table 2 - Accent 2"/>
-    <w:basedOn w:val="11"/>
+    <w:basedOn w:val="719"/>
     <w:uiPriority w:val="99"/>
     <w:pPr>
       <w:pBdr/>
@@ -7599,9 +7887,9 @@
       </w:tcPr>
     </w:tblStylePr>
   </w:style>
-  <w:style w:type="table" w:styleId="29">
+  <w:style w:type="table" w:styleId="737">
     <w:name w:val="Grid Table 2 - Accent 3"/>
-    <w:basedOn w:val="11"/>
+    <w:basedOn w:val="719"/>
     <w:uiPriority w:val="99"/>
     <w:pPr>
       <w:pBdr/>
@@ -7831,9 +8119,9 @@
       </w:tcPr>
     </w:tblStylePr>
   </w:style>
-  <w:style w:type="table" w:styleId="30">
+  <w:style w:type="table" w:styleId="738">
     <w:name w:val="Grid Table 2 - Accent 4"/>
-    <w:basedOn w:val="11"/>
+    <w:basedOn w:val="719"/>
     <w:uiPriority w:val="99"/>
     <w:pPr>
       <w:pBdr/>
@@ -8063,9 +8351,9 @@
       </w:tcPr>
     </w:tblStylePr>
   </w:style>
-  <w:style w:type="table" w:styleId="31">
+  <w:style w:type="table" w:styleId="739">
     <w:name w:val="Grid Table 2 - Accent 5"/>
-    <w:basedOn w:val="11"/>
+    <w:basedOn w:val="719"/>
     <w:uiPriority w:val="99"/>
     <w:pPr>
       <w:pBdr/>
@@ -8295,9 +8583,9 @@
       </w:tcPr>
     </w:tblStylePr>
   </w:style>
-  <w:style w:type="table" w:styleId="32">
+  <w:style w:type="table" w:styleId="740">
     <w:name w:val="Grid Table 2 - Accent 6"/>
-    <w:basedOn w:val="11"/>
+    <w:basedOn w:val="719"/>
     <w:uiPriority w:val="99"/>
     <w:pPr>
       <w:pBdr/>
@@ -8527,9 +8815,9 @@
       </w:tcPr>
     </w:tblStylePr>
   </w:style>
-  <w:style w:type="table" w:styleId="33">
+  <w:style w:type="table" w:styleId="741">
     <w:name w:val="Grid Table 3"/>
-    <w:basedOn w:val="11"/>
+    <w:basedOn w:val="719"/>
     <w:uiPriority w:val="99"/>
     <w:pPr>
       <w:pBdr/>
@@ -8628,29 +8916,6 @@
         <w:tblBorders/>
       </w:tblPr>
       <w:tcPr>
-        <w:shd w:color="ffffff"/>
-        <w:tcBorders>
-          <w:top w:val="none" w:color="000000" w:sz="4" w:space="0"/>
-          <w:left w:val="none" w:color="000000" w:sz="4" w:space="0"/>
-          <w:bottom w:val="none" w:color="000000" w:sz="4" w:space="0"/>
-          <w:right w:val="none" w:color="000000" w:sz="4" w:space="0"/>
-        </w:tcBorders>
-      </w:tcPr>
-    </w:tblStylePr>
-    <w:tblStylePr w:type="firstRow">
-      <w:rPr>
-        <w:b/>
-        <w:color w:val="404040"/>
-      </w:rPr>
-      <w:pPr>
-        <w:pBdr/>
-        <w:spacing/>
-        <w:ind/>
-      </w:pPr>
-      <w:tblPr>
-        <w:tblBorders/>
-      </w:tblPr>
-      <w:tcPr>
         <w:shd w:val="clear" w:color="ffffff"/>
         <w:tcBorders>
           <w:top w:val="none" w:color="000000" w:sz="4" w:space="0"/>
@@ -8660,30 +8925,7 @@
         </w:tcBorders>
       </w:tcPr>
     </w:tblStylePr>
-    <w:tblStylePr w:type="lastCol">
-      <w:rPr>
-        <w:i/>
-        <w:color w:val="404040"/>
-      </w:rPr>
-      <w:pPr>
-        <w:pBdr/>
-        <w:spacing/>
-        <w:ind/>
-      </w:pPr>
-      <w:tblPr>
-        <w:tblBorders/>
-      </w:tblPr>
-      <w:tcPr>
-        <w:shd w:color="ffffff"/>
-        <w:tcBorders>
-          <w:top w:val="none" w:color="000000" w:sz="4" w:space="0"/>
-          <w:left w:val="none" w:color="000000" w:sz="4" w:space="0"/>
-          <w:bottom w:val="none" w:color="000000" w:sz="4" w:space="0"/>
-          <w:right w:val="none" w:color="000000" w:sz="4" w:space="0"/>
-        </w:tcBorders>
-      </w:tcPr>
-    </w:tblStylePr>
-    <w:tblStylePr w:type="lastRow">
+    <w:tblStylePr w:type="firstRow">
       <w:rPr>
         <w:b/>
         <w:color w:val="404040"/>
@@ -8706,6 +8948,52 @@
         </w:tcBorders>
       </w:tcPr>
     </w:tblStylePr>
+    <w:tblStylePr w:type="lastCol">
+      <w:rPr>
+        <w:i/>
+        <w:color w:val="404040"/>
+      </w:rPr>
+      <w:pPr>
+        <w:pBdr/>
+        <w:spacing/>
+        <w:ind/>
+      </w:pPr>
+      <w:tblPr>
+        <w:tblBorders/>
+      </w:tblPr>
+      <w:tcPr>
+        <w:shd w:val="clear" w:color="ffffff"/>
+        <w:tcBorders>
+          <w:top w:val="none" w:color="000000" w:sz="4" w:space="0"/>
+          <w:left w:val="none" w:color="000000" w:sz="4" w:space="0"/>
+          <w:bottom w:val="none" w:color="000000" w:sz="4" w:space="0"/>
+          <w:right w:val="none" w:color="000000" w:sz="4" w:space="0"/>
+        </w:tcBorders>
+      </w:tcPr>
+    </w:tblStylePr>
+    <w:tblStylePr w:type="lastRow">
+      <w:rPr>
+        <w:b/>
+        <w:color w:val="404040"/>
+      </w:rPr>
+      <w:pPr>
+        <w:pBdr/>
+        <w:spacing/>
+        <w:ind/>
+      </w:pPr>
+      <w:tblPr>
+        <w:tblBorders/>
+      </w:tblPr>
+      <w:tcPr>
+        <w:shd w:val="clear" w:color="ffffff"/>
+        <w:tcBorders>
+          <w:top w:val="none" w:color="000000" w:sz="4" w:space="0"/>
+          <w:left w:val="none" w:color="000000" w:sz="4" w:space="0"/>
+          <w:bottom w:val="none" w:color="000000" w:sz="4" w:space="0"/>
+          <w:right w:val="none" w:color="000000" w:sz="4" w:space="0"/>
+        </w:tcBorders>
+      </w:tcPr>
+    </w:tblStylePr>
     <w:tblStylePr w:type="nwCell">
       <w:pPr>
         <w:pBdr/>
@@ -8772,9 +9060,9 @@
       </w:tcPr>
     </w:tblStylePr>
   </w:style>
-  <w:style w:type="table" w:styleId="34">
+  <w:style w:type="table" w:styleId="742">
     <w:name w:val="Grid Table 3 - Accent 1"/>
-    <w:basedOn w:val="11"/>
+    <w:basedOn w:val="719"/>
     <w:uiPriority w:val="99"/>
     <w:pPr>
       <w:pBdr/>
@@ -8873,29 +9161,6 @@
         <w:tblBorders/>
       </w:tblPr>
       <w:tcPr>
-        <w:shd w:color="ffffff"/>
-        <w:tcBorders>
-          <w:top w:val="none" w:color="000000" w:sz="4" w:space="0"/>
-          <w:left w:val="none" w:color="000000" w:sz="4" w:space="0"/>
-          <w:bottom w:val="none" w:color="000000" w:sz="4" w:space="0"/>
-          <w:right w:val="none" w:color="000000" w:sz="4" w:space="0"/>
-        </w:tcBorders>
-      </w:tcPr>
-    </w:tblStylePr>
-    <w:tblStylePr w:type="firstRow">
-      <w:rPr>
-        <w:b/>
-        <w:color w:val="404040"/>
-      </w:rPr>
-      <w:pPr>
-        <w:pBdr/>
-        <w:spacing/>
-        <w:ind/>
-      </w:pPr>
-      <w:tblPr>
-        <w:tblBorders/>
-      </w:tblPr>
-      <w:tcPr>
         <w:shd w:val="clear" w:color="ffffff"/>
         <w:tcBorders>
           <w:top w:val="none" w:color="000000" w:sz="4" w:space="0"/>
@@ -8905,30 +9170,7 @@
         </w:tcBorders>
       </w:tcPr>
     </w:tblStylePr>
-    <w:tblStylePr w:type="lastCol">
-      <w:rPr>
-        <w:i/>
-        <w:color w:val="404040"/>
-      </w:rPr>
-      <w:pPr>
-        <w:pBdr/>
-        <w:spacing/>
-        <w:ind/>
-      </w:pPr>
-      <w:tblPr>
-        <w:tblBorders/>
-      </w:tblPr>
-      <w:tcPr>
-        <w:shd w:color="ffffff"/>
-        <w:tcBorders>
-          <w:top w:val="none" w:color="000000" w:sz="4" w:space="0"/>
-          <w:left w:val="none" w:color="000000" w:sz="4" w:space="0"/>
-          <w:bottom w:val="none" w:color="000000" w:sz="4" w:space="0"/>
-          <w:right w:val="none" w:color="000000" w:sz="4" w:space="0"/>
-        </w:tcBorders>
-      </w:tcPr>
-    </w:tblStylePr>
-    <w:tblStylePr w:type="lastRow">
+    <w:tblStylePr w:type="firstRow">
       <w:rPr>
         <w:b/>
         <w:color w:val="404040"/>
@@ -8951,6 +9193,52 @@
         </w:tcBorders>
       </w:tcPr>
     </w:tblStylePr>
+    <w:tblStylePr w:type="lastCol">
+      <w:rPr>
+        <w:i/>
+        <w:color w:val="404040"/>
+      </w:rPr>
+      <w:pPr>
+        <w:pBdr/>
+        <w:spacing/>
+        <w:ind/>
+      </w:pPr>
+      <w:tblPr>
+        <w:tblBorders/>
+      </w:tblPr>
+      <w:tcPr>
+        <w:shd w:val="clear" w:color="ffffff"/>
+        <w:tcBorders>
+          <w:top w:val="none" w:color="000000" w:sz="4" w:space="0"/>
+          <w:left w:val="none" w:color="000000" w:sz="4" w:space="0"/>
+          <w:bottom w:val="none" w:color="000000" w:sz="4" w:space="0"/>
+          <w:right w:val="none" w:color="000000" w:sz="4" w:space="0"/>
+        </w:tcBorders>
+      </w:tcPr>
+    </w:tblStylePr>
+    <w:tblStylePr w:type="lastRow">
+      <w:rPr>
+        <w:b/>
+        <w:color w:val="404040"/>
+      </w:rPr>
+      <w:pPr>
+        <w:pBdr/>
+        <w:spacing/>
+        <w:ind/>
+      </w:pPr>
+      <w:tblPr>
+        <w:tblBorders/>
+      </w:tblPr>
+      <w:tcPr>
+        <w:shd w:val="clear" w:color="ffffff"/>
+        <w:tcBorders>
+          <w:top w:val="none" w:color="000000" w:sz="4" w:space="0"/>
+          <w:left w:val="none" w:color="000000" w:sz="4" w:space="0"/>
+          <w:bottom w:val="none" w:color="000000" w:sz="4" w:space="0"/>
+          <w:right w:val="none" w:color="000000" w:sz="4" w:space="0"/>
+        </w:tcBorders>
+      </w:tcPr>
+    </w:tblStylePr>
     <w:tblStylePr w:type="nwCell">
       <w:pPr>
         <w:pBdr/>
@@ -9017,9 +9305,9 @@
       </w:tcPr>
     </w:tblStylePr>
   </w:style>
-  <w:style w:type="table" w:styleId="35">
+  <w:style w:type="table" w:styleId="743">
     <w:name w:val="Grid Table 3 - Accent 2"/>
-    <w:basedOn w:val="11"/>
+    <w:basedOn w:val="719"/>
     <w:uiPriority w:val="99"/>
     <w:pPr>
       <w:pBdr/>
@@ -9118,29 +9406,6 @@
         <w:tblBorders/>
       </w:tblPr>
       <w:tcPr>
-        <w:shd w:color="ffffff"/>
-        <w:tcBorders>
-          <w:top w:val="none" w:color="000000" w:sz="4" w:space="0"/>
-          <w:left w:val="none" w:color="000000" w:sz="4" w:space="0"/>
-          <w:bottom w:val="none" w:color="000000" w:sz="4" w:space="0"/>
-          <w:right w:val="none" w:color="000000" w:sz="4" w:space="0"/>
-        </w:tcBorders>
-      </w:tcPr>
-    </w:tblStylePr>
-    <w:tblStylePr w:type="firstRow">
-      <w:rPr>
-        <w:b/>
-        <w:color w:val="404040"/>
-      </w:rPr>
-      <w:pPr>
-        <w:pBdr/>
-        <w:spacing/>
-        <w:ind/>
-      </w:pPr>
-      <w:tblPr>
-        <w:tblBorders/>
-      </w:tblPr>
-      <w:tcPr>
         <w:shd w:val="clear" w:color="ffffff"/>
         <w:tcBorders>
           <w:top w:val="none" w:color="000000" w:sz="4" w:space="0"/>
@@ -9150,30 +9415,7 @@
         </w:tcBorders>
       </w:tcPr>
     </w:tblStylePr>
-    <w:tblStylePr w:type="lastCol">
-      <w:rPr>
-        <w:i/>
-        <w:color w:val="404040"/>
-      </w:rPr>
-      <w:pPr>
-        <w:pBdr/>
-        <w:spacing/>
-        <w:ind/>
-      </w:pPr>
-      <w:tblPr>
-        <w:tblBorders/>
-      </w:tblPr>
-      <w:tcPr>
-        <w:shd w:color="ffffff"/>
-        <w:tcBorders>
-          <w:top w:val="none" w:color="000000" w:sz="4" w:space="0"/>
-          <w:left w:val="none" w:color="000000" w:sz="4" w:space="0"/>
-          <w:bottom w:val="none" w:color="000000" w:sz="4" w:space="0"/>
-          <w:right w:val="none" w:color="000000" w:sz="4" w:space="0"/>
-        </w:tcBorders>
-      </w:tcPr>
-    </w:tblStylePr>
-    <w:tblStylePr w:type="lastRow">
+    <w:tblStylePr w:type="firstRow">
       <w:rPr>
         <w:b/>
         <w:color w:val="404040"/>
@@ -9196,6 +9438,52 @@
         </w:tcBorders>
       </w:tcPr>
     </w:tblStylePr>
+    <w:tblStylePr w:type="lastCol">
+      <w:rPr>
+        <w:i/>
+        <w:color w:val="404040"/>
+      </w:rPr>
+      <w:pPr>
+        <w:pBdr/>
+        <w:spacing/>
+        <w:ind/>
+      </w:pPr>
+      <w:tblPr>
+        <w:tblBorders/>
+      </w:tblPr>
+      <w:tcPr>
+        <w:shd w:val="clear" w:color="ffffff"/>
+        <w:tcBorders>
+          <w:top w:val="none" w:color="000000" w:sz="4" w:space="0"/>
+          <w:left w:val="none" w:color="000000" w:sz="4" w:space="0"/>
+          <w:bottom w:val="none" w:color="000000" w:sz="4" w:space="0"/>
+          <w:right w:val="none" w:color="000000" w:sz="4" w:space="0"/>
+        </w:tcBorders>
+      </w:tcPr>
+    </w:tblStylePr>
+    <w:tblStylePr w:type="lastRow">
+      <w:rPr>
+        <w:b/>
+        <w:color w:val="404040"/>
+      </w:rPr>
+      <w:pPr>
+        <w:pBdr/>
+        <w:spacing/>
+        <w:ind/>
+      </w:pPr>
+      <w:tblPr>
+        <w:tblBorders/>
+      </w:tblPr>
+      <w:tcPr>
+        <w:shd w:val="clear" w:color="ffffff"/>
+        <w:tcBorders>
+          <w:top w:val="none" w:color="000000" w:sz="4" w:space="0"/>
+          <w:left w:val="none" w:color="000000" w:sz="4" w:space="0"/>
+          <w:bottom w:val="none" w:color="000000" w:sz="4" w:space="0"/>
+          <w:right w:val="none" w:color="000000" w:sz="4" w:space="0"/>
+        </w:tcBorders>
+      </w:tcPr>
+    </w:tblStylePr>
     <w:tblStylePr w:type="nwCell">
       <w:pPr>
         <w:pBdr/>
@@ -9262,9 +9550,9 @@
       </w:tcPr>
     </w:tblStylePr>
   </w:style>
-  <w:style w:type="table" w:styleId="36">
+  <w:style w:type="table" w:styleId="744">
     <w:name w:val="Grid Table 3 - Accent 3"/>
-    <w:basedOn w:val="11"/>
+    <w:basedOn w:val="719"/>
     <w:uiPriority w:val="99"/>
     <w:pPr>
       <w:pBdr/>
@@ -9363,29 +9651,6 @@
         <w:tblBorders/>
       </w:tblPr>
       <w:tcPr>
-        <w:shd w:color="ffffff"/>
-        <w:tcBorders>
-          <w:top w:val="none" w:color="000000" w:sz="4" w:space="0"/>
-          <w:left w:val="none" w:color="000000" w:sz="4" w:space="0"/>
-          <w:bottom w:val="none" w:color="000000" w:sz="4" w:space="0"/>
-          <w:right w:val="none" w:color="000000" w:sz="4" w:space="0"/>
-        </w:tcBorders>
-      </w:tcPr>
-    </w:tblStylePr>
-    <w:tblStylePr w:type="firstRow">
-      <w:rPr>
-        <w:b/>
-        <w:color w:val="404040"/>
-      </w:rPr>
-      <w:pPr>
-        <w:pBdr/>
-        <w:spacing/>
-        <w:ind/>
-      </w:pPr>
-      <w:tblPr>
-        <w:tblBorders/>
-      </w:tblPr>
-      <w:tcPr>
         <w:shd w:val="clear" w:color="ffffff"/>
         <w:tcBorders>
           <w:top w:val="none" w:color="000000" w:sz="4" w:space="0"/>
@@ -9395,30 +9660,7 @@
         </w:tcBorders>
       </w:tcPr>
     </w:tblStylePr>
-    <w:tblStylePr w:type="lastCol">
-      <w:rPr>
-        <w:i/>
-        <w:color w:val="404040"/>
-      </w:rPr>
-      <w:pPr>
-        <w:pBdr/>
-        <w:spacing/>
-        <w:ind/>
-      </w:pPr>
-      <w:tblPr>
-        <w:tblBorders/>
-      </w:tblPr>
-      <w:tcPr>
-        <w:shd w:color="ffffff"/>
-        <w:tcBorders>
-          <w:top w:val="none" w:color="000000" w:sz="4" w:space="0"/>
-          <w:left w:val="none" w:color="000000" w:sz="4" w:space="0"/>
-          <w:bottom w:val="none" w:color="000000" w:sz="4" w:space="0"/>
-          <w:right w:val="none" w:color="000000" w:sz="4" w:space="0"/>
-        </w:tcBorders>
-      </w:tcPr>
-    </w:tblStylePr>
-    <w:tblStylePr w:type="lastRow">
+    <w:tblStylePr w:type="firstRow">
       <w:rPr>
         <w:b/>
         <w:color w:val="404040"/>
@@ -9441,6 +9683,52 @@
         </w:tcBorders>
       </w:tcPr>
     </w:tblStylePr>
+    <w:tblStylePr w:type="lastCol">
+      <w:rPr>
+        <w:i/>
+        <w:color w:val="404040"/>
+      </w:rPr>
+      <w:pPr>
+        <w:pBdr/>
+        <w:spacing/>
+        <w:ind/>
+      </w:pPr>
+      <w:tblPr>
+        <w:tblBorders/>
+      </w:tblPr>
+      <w:tcPr>
+        <w:shd w:val="clear" w:color="ffffff"/>
+        <w:tcBorders>
+          <w:top w:val="none" w:color="000000" w:sz="4" w:space="0"/>
+          <w:left w:val="none" w:color="000000" w:sz="4" w:space="0"/>
+          <w:bottom w:val="none" w:color="000000" w:sz="4" w:space="0"/>
+          <w:right w:val="none" w:color="000000" w:sz="4" w:space="0"/>
+        </w:tcBorders>
+      </w:tcPr>
+    </w:tblStylePr>
+    <w:tblStylePr w:type="lastRow">
+      <w:rPr>
+        <w:b/>
+        <w:color w:val="404040"/>
+      </w:rPr>
+      <w:pPr>
+        <w:pBdr/>
+        <w:spacing/>
+        <w:ind/>
+      </w:pPr>
+      <w:tblPr>
+        <w:tblBorders/>
+      </w:tblPr>
+      <w:tcPr>
+        <w:shd w:val="clear" w:color="ffffff"/>
+        <w:tcBorders>
+          <w:top w:val="none" w:color="000000" w:sz="4" w:space="0"/>
+          <w:left w:val="none" w:color="000000" w:sz="4" w:space="0"/>
+          <w:bottom w:val="none" w:color="000000" w:sz="4" w:space="0"/>
+          <w:right w:val="none" w:color="000000" w:sz="4" w:space="0"/>
+        </w:tcBorders>
+      </w:tcPr>
+    </w:tblStylePr>
     <w:tblStylePr w:type="nwCell">
       <w:pPr>
         <w:pBdr/>
@@ -9507,9 +9795,9 @@
       </w:tcPr>
     </w:tblStylePr>
   </w:style>
-  <w:style w:type="table" w:styleId="37">
+  <w:style w:type="table" w:styleId="745">
     <w:name w:val="Grid Table 3 - Accent 4"/>
-    <w:basedOn w:val="11"/>
+    <w:basedOn w:val="719"/>
     <w:uiPriority w:val="99"/>
     <w:pPr>
       <w:pBdr/>
@@ -9608,29 +9896,6 @@
         <w:tblBorders/>
       </w:tblPr>
       <w:tcPr>
-        <w:shd w:color="ffffff"/>
-        <w:tcBorders>
-          <w:top w:val="none" w:color="000000" w:sz="4" w:space="0"/>
-          <w:left w:val="none" w:color="000000" w:sz="4" w:space="0"/>
-          <w:bottom w:val="none" w:color="000000" w:sz="4" w:space="0"/>
-          <w:right w:val="none" w:color="000000" w:sz="4" w:space="0"/>
-        </w:tcBorders>
-      </w:tcPr>
-    </w:tblStylePr>
-    <w:tblStylePr w:type="firstRow">
-      <w:rPr>
-        <w:b/>
-        <w:color w:val="404040"/>
-      </w:rPr>
-      <w:pPr>
-        <w:pBdr/>
-        <w:spacing/>
-        <w:ind/>
-      </w:pPr>
-      <w:tblPr>
-        <w:tblBorders/>
-      </w:tblPr>
-      <w:tcPr>
         <w:shd w:val="clear" w:color="ffffff"/>
         <w:tcBorders>
           <w:top w:val="none" w:color="000000" w:sz="4" w:space="0"/>
@@ -9640,30 +9905,7 @@
         </w:tcBorders>
       </w:tcPr>
     </w:tblStylePr>
-    <w:tblStylePr w:type="lastCol">
-      <w:rPr>
-        <w:i/>
-        <w:color w:val="404040"/>
-      </w:rPr>
-      <w:pPr>
-        <w:pBdr/>
-        <w:spacing/>
-        <w:ind/>
-      </w:pPr>
-      <w:tblPr>
-        <w:tblBorders/>
-      </w:tblPr>
-      <w:tcPr>
-        <w:shd w:color="ffffff"/>
-        <w:tcBorders>
-          <w:top w:val="none" w:color="000000" w:sz="4" w:space="0"/>
-          <w:left w:val="none" w:color="000000" w:sz="4" w:space="0"/>
-          <w:bottom w:val="none" w:color="000000" w:sz="4" w:space="0"/>
-          <w:right w:val="none" w:color="000000" w:sz="4" w:space="0"/>
-        </w:tcBorders>
-      </w:tcPr>
-    </w:tblStylePr>
-    <w:tblStylePr w:type="lastRow">
+    <w:tblStylePr w:type="firstRow">
       <w:rPr>
         <w:b/>
         <w:color w:val="404040"/>
@@ -9686,6 +9928,52 @@
         </w:tcBorders>
       </w:tcPr>
     </w:tblStylePr>
+    <w:tblStylePr w:type="lastCol">
+      <w:rPr>
+        <w:i/>
+        <w:color w:val="404040"/>
+      </w:rPr>
+      <w:pPr>
+        <w:pBdr/>
+        <w:spacing/>
+        <w:ind/>
+      </w:pPr>
+      <w:tblPr>
+        <w:tblBorders/>
+      </w:tblPr>
+      <w:tcPr>
+        <w:shd w:val="clear" w:color="ffffff"/>
+        <w:tcBorders>
+          <w:top w:val="none" w:color="000000" w:sz="4" w:space="0"/>
+          <w:left w:val="none" w:color="000000" w:sz="4" w:space="0"/>
+          <w:bottom w:val="none" w:color="000000" w:sz="4" w:space="0"/>
+          <w:right w:val="none" w:color="000000" w:sz="4" w:space="0"/>
+        </w:tcBorders>
+      </w:tcPr>
+    </w:tblStylePr>
+    <w:tblStylePr w:type="lastRow">
+      <w:rPr>
+        <w:b/>
+        <w:color w:val="404040"/>
+      </w:rPr>
+      <w:pPr>
+        <w:pBdr/>
+        <w:spacing/>
+        <w:ind/>
+      </w:pPr>
+      <w:tblPr>
+        <w:tblBorders/>
+      </w:tblPr>
+      <w:tcPr>
+        <w:shd w:val="clear" w:color="ffffff"/>
+        <w:tcBorders>
+          <w:top w:val="none" w:color="000000" w:sz="4" w:space="0"/>
+          <w:left w:val="none" w:color="000000" w:sz="4" w:space="0"/>
+          <w:bottom w:val="none" w:color="000000" w:sz="4" w:space="0"/>
+          <w:right w:val="none" w:color="000000" w:sz="4" w:space="0"/>
+        </w:tcBorders>
+      </w:tcPr>
+    </w:tblStylePr>
     <w:tblStylePr w:type="nwCell">
       <w:pPr>
         <w:pBdr/>
@@ -9752,9 +10040,9 @@
       </w:tcPr>
     </w:tblStylePr>
   </w:style>
-  <w:style w:type="table" w:styleId="38">
+  <w:style w:type="table" w:styleId="746">
     <w:name w:val="Grid Table 3 - Accent 5"/>
-    <w:basedOn w:val="11"/>
+    <w:basedOn w:val="719"/>
     <w:uiPriority w:val="99"/>
     <w:pPr>
       <w:pBdr/>
@@ -9853,29 +10141,6 @@
         <w:tblBorders/>
       </w:tblPr>
       <w:tcPr>
-        <w:shd w:color="ffffff"/>
-        <w:tcBorders>
-          <w:top w:val="none" w:color="000000" w:sz="4" w:space="0"/>
-          <w:left w:val="none" w:color="000000" w:sz="4" w:space="0"/>
-          <w:bottom w:val="none" w:color="000000" w:sz="4" w:space="0"/>
-          <w:right w:val="none" w:color="000000" w:sz="4" w:space="0"/>
-        </w:tcBorders>
-      </w:tcPr>
-    </w:tblStylePr>
-    <w:tblStylePr w:type="firstRow">
-      <w:rPr>
-        <w:b/>
-        <w:color w:val="404040"/>
-      </w:rPr>
-      <w:pPr>
-        <w:pBdr/>
-        <w:spacing/>
-        <w:ind/>
-      </w:pPr>
-      <w:tblPr>
-        <w:tblBorders/>
-      </w:tblPr>
-      <w:tcPr>
         <w:shd w:val="clear" w:color="ffffff"/>
         <w:tcBorders>
           <w:top w:val="none" w:color="000000" w:sz="4" w:space="0"/>
@@ -9885,30 +10150,7 @@
         </w:tcBorders>
       </w:tcPr>
     </w:tblStylePr>
-    <w:tblStylePr w:type="lastCol">
-      <w:rPr>
-        <w:i/>
-        <w:color w:val="404040"/>
-      </w:rPr>
-      <w:pPr>
-        <w:pBdr/>
-        <w:spacing/>
-        <w:ind/>
-      </w:pPr>
-      <w:tblPr>
-        <w:tblBorders/>
-      </w:tblPr>
-      <w:tcPr>
-        <w:shd w:color="ffffff"/>
-        <w:tcBorders>
-          <w:top w:val="none" w:color="000000" w:sz="4" w:space="0"/>
-          <w:left w:val="none" w:color="000000" w:sz="4" w:space="0"/>
-          <w:bottom w:val="none" w:color="000000" w:sz="4" w:space="0"/>
-          <w:right w:val="none" w:color="000000" w:sz="4" w:space="0"/>
-        </w:tcBorders>
-      </w:tcPr>
-    </w:tblStylePr>
-    <w:tblStylePr w:type="lastRow">
+    <w:tblStylePr w:type="firstRow">
       <w:rPr>
         <w:b/>
         <w:color w:val="404040"/>
@@ -9931,6 +10173,52 @@
         </w:tcBorders>
       </w:tcPr>
     </w:tblStylePr>
+    <w:tblStylePr w:type="lastCol">
+      <w:rPr>
+        <w:i/>
+        <w:color w:val="404040"/>
+      </w:rPr>
+      <w:pPr>
+        <w:pBdr/>
+        <w:spacing/>
+        <w:ind/>
+      </w:pPr>
+      <w:tblPr>
+        <w:tblBorders/>
+      </w:tblPr>
+      <w:tcPr>
+        <w:shd w:val="clear" w:color="ffffff"/>
+        <w:tcBorders>
+          <w:top w:val="none" w:color="000000" w:sz="4" w:space="0"/>
+          <w:left w:val="none" w:color="000000" w:sz="4" w:space="0"/>
+          <w:bottom w:val="none" w:color="000000" w:sz="4" w:space="0"/>
+          <w:right w:val="none" w:color="000000" w:sz="4" w:space="0"/>
+        </w:tcBorders>
+      </w:tcPr>
+    </w:tblStylePr>
+    <w:tblStylePr w:type="lastRow">
+      <w:rPr>
+        <w:b/>
+        <w:color w:val="404040"/>
+      </w:rPr>
+      <w:pPr>
+        <w:pBdr/>
+        <w:spacing/>
+        <w:ind/>
+      </w:pPr>
+      <w:tblPr>
+        <w:tblBorders/>
+      </w:tblPr>
+      <w:tcPr>
+        <w:shd w:val="clear" w:color="ffffff"/>
+        <w:tcBorders>
+          <w:top w:val="none" w:color="000000" w:sz="4" w:space="0"/>
+          <w:left w:val="none" w:color="000000" w:sz="4" w:space="0"/>
+          <w:bottom w:val="none" w:color="000000" w:sz="4" w:space="0"/>
+          <w:right w:val="none" w:color="000000" w:sz="4" w:space="0"/>
+        </w:tcBorders>
+      </w:tcPr>
+    </w:tblStylePr>
     <w:tblStylePr w:type="nwCell">
       <w:pPr>
         <w:pBdr/>
@@ -9997,9 +10285,9 @@
       </w:tcPr>
     </w:tblStylePr>
   </w:style>
-  <w:style w:type="table" w:styleId="39">
+  <w:style w:type="table" w:styleId="747">
     <w:name w:val="Grid Table 3 - Accent 6"/>
-    <w:basedOn w:val="11"/>
+    <w:basedOn w:val="719"/>
     <w:uiPriority w:val="99"/>
     <w:pPr>
       <w:pBdr/>
@@ -10098,29 +10386,6 @@
         <w:tblBorders/>
       </w:tblPr>
       <w:tcPr>
-        <w:shd w:color="ffffff"/>
-        <w:tcBorders>
-          <w:top w:val="none" w:color="000000" w:sz="4" w:space="0"/>
-          <w:left w:val="none" w:color="000000" w:sz="4" w:space="0"/>
-          <w:bottom w:val="none" w:color="000000" w:sz="4" w:space="0"/>
-          <w:right w:val="none" w:color="000000" w:sz="4" w:space="0"/>
-        </w:tcBorders>
-      </w:tcPr>
-    </w:tblStylePr>
-    <w:tblStylePr w:type="firstRow">
-      <w:rPr>
-        <w:b/>
-        <w:color w:val="404040"/>
-      </w:rPr>
-      <w:pPr>
-        <w:pBdr/>
-        <w:spacing/>
-        <w:ind/>
-      </w:pPr>
-      <w:tblPr>
-        <w:tblBorders/>
-      </w:tblPr>
-      <w:tcPr>
         <w:shd w:val="clear" w:color="ffffff"/>
         <w:tcBorders>
           <w:top w:val="none" w:color="000000" w:sz="4" w:space="0"/>
@@ -10130,30 +10395,7 @@
         </w:tcBorders>
       </w:tcPr>
     </w:tblStylePr>
-    <w:tblStylePr w:type="lastCol">
-      <w:rPr>
-        <w:i/>
-        <w:color w:val="404040"/>
-      </w:rPr>
-      <w:pPr>
-        <w:pBdr/>
-        <w:spacing/>
-        <w:ind/>
-      </w:pPr>
-      <w:tblPr>
-        <w:tblBorders/>
-      </w:tblPr>
-      <w:tcPr>
-        <w:shd w:color="ffffff"/>
-        <w:tcBorders>
-          <w:top w:val="none" w:color="000000" w:sz="4" w:space="0"/>
-          <w:left w:val="none" w:color="000000" w:sz="4" w:space="0"/>
-          <w:bottom w:val="none" w:color="000000" w:sz="4" w:space="0"/>
-          <w:right w:val="none" w:color="000000" w:sz="4" w:space="0"/>
-        </w:tcBorders>
-      </w:tcPr>
-    </w:tblStylePr>
-    <w:tblStylePr w:type="lastRow">
+    <w:tblStylePr w:type="firstRow">
       <w:rPr>
         <w:b/>
         <w:color w:val="404040"/>
@@ -10176,6 +10418,52 @@
         </w:tcBorders>
       </w:tcPr>
     </w:tblStylePr>
+    <w:tblStylePr w:type="lastCol">
+      <w:rPr>
+        <w:i/>
+        <w:color w:val="404040"/>
+      </w:rPr>
+      <w:pPr>
+        <w:pBdr/>
+        <w:spacing/>
+        <w:ind/>
+      </w:pPr>
+      <w:tblPr>
+        <w:tblBorders/>
+      </w:tblPr>
+      <w:tcPr>
+        <w:shd w:val="clear" w:color="ffffff"/>
+        <w:tcBorders>
+          <w:top w:val="none" w:color="000000" w:sz="4" w:space="0"/>
+          <w:left w:val="none" w:color="000000" w:sz="4" w:space="0"/>
+          <w:bottom w:val="none" w:color="000000" w:sz="4" w:space="0"/>
+          <w:right w:val="none" w:color="000000" w:sz="4" w:space="0"/>
+        </w:tcBorders>
+      </w:tcPr>
+    </w:tblStylePr>
+    <w:tblStylePr w:type="lastRow">
+      <w:rPr>
+        <w:b/>
+        <w:color w:val="404040"/>
+      </w:rPr>
+      <w:pPr>
+        <w:pBdr/>
+        <w:spacing/>
+        <w:ind/>
+      </w:pPr>
+      <w:tblPr>
+        <w:tblBorders/>
+      </w:tblPr>
+      <w:tcPr>
+        <w:shd w:val="clear" w:color="ffffff"/>
+        <w:tcBorders>
+          <w:top w:val="none" w:color="000000" w:sz="4" w:space="0"/>
+          <w:left w:val="none" w:color="000000" w:sz="4" w:space="0"/>
+          <w:bottom w:val="none" w:color="000000" w:sz="4" w:space="0"/>
+          <w:right w:val="none" w:color="000000" w:sz="4" w:space="0"/>
+        </w:tcBorders>
+      </w:tcPr>
+    </w:tblStylePr>
     <w:tblStylePr w:type="nwCell">
       <w:pPr>
         <w:pBdr/>
@@ -10242,9 +10530,9 @@
       </w:tcPr>
     </w:tblStylePr>
   </w:style>
-  <w:style w:type="table" w:styleId="40">
+  <w:style w:type="table" w:styleId="748">
     <w:name w:val="Grid Table 4"/>
-    <w:basedOn w:val="11"/>
+    <w:basedOn w:val="719"/>
     <w:uiPriority w:val="59"/>
     <w:pPr>
       <w:pBdr/>
@@ -10475,9 +10763,9 @@
       </w:tcPr>
     </w:tblStylePr>
   </w:style>
-  <w:style w:type="table" w:styleId="41">
+  <w:style w:type="table" w:styleId="749">
     <w:name w:val="Grid Table 4 - Accent 1"/>
-    <w:basedOn w:val="11"/>
+    <w:basedOn w:val="719"/>
     <w:uiPriority w:val="59"/>
     <w:pPr>
       <w:pBdr/>
@@ -10708,9 +10996,9 @@
       </w:tcPr>
     </w:tblStylePr>
   </w:style>
-  <w:style w:type="table" w:styleId="42">
+  <w:style w:type="table" w:styleId="750">
     <w:name w:val="Grid Table 4 - Accent 2"/>
-    <w:basedOn w:val="11"/>
+    <w:basedOn w:val="719"/>
     <w:uiPriority w:val="59"/>
     <w:pPr>
       <w:pBdr/>
@@ -10941,9 +11229,9 @@
       </w:tcPr>
     </w:tblStylePr>
   </w:style>
-  <w:style w:type="table" w:styleId="43">
+  <w:style w:type="table" w:styleId="751">
     <w:name w:val="Grid Table 4 - Accent 3"/>
-    <w:basedOn w:val="11"/>
+    <w:basedOn w:val="719"/>
     <w:uiPriority w:val="59"/>
     <w:pPr>
       <w:pBdr/>
@@ -11174,9 +11462,9 @@
       </w:tcPr>
     </w:tblStylePr>
   </w:style>
-  <w:style w:type="table" w:styleId="44">
+  <w:style w:type="table" w:styleId="752">
     <w:name w:val="Grid Table 4 - Accent 4"/>
-    <w:basedOn w:val="11"/>
+    <w:basedOn w:val="719"/>
     <w:uiPriority w:val="59"/>
     <w:pPr>
       <w:pBdr/>
@@ -11407,9 +11695,9 @@
       </w:tcPr>
     </w:tblStylePr>
   </w:style>
-  <w:style w:type="table" w:styleId="45">
+  <w:style w:type="table" w:styleId="753">
     <w:name w:val="Grid Table 4 - Accent 5"/>
-    <w:basedOn w:val="11"/>
+    <w:basedOn w:val="719"/>
     <w:uiPriority w:val="59"/>
     <w:pPr>
       <w:pBdr/>
@@ -11640,9 +11928,9 @@
       </w:tcPr>
     </w:tblStylePr>
   </w:style>
-  <w:style w:type="table" w:styleId="46">
+  <w:style w:type="table" w:styleId="754">
     <w:name w:val="Grid Table 4 - Accent 6"/>
-    <w:basedOn w:val="11"/>
+    <w:basedOn w:val="719"/>
     <w:uiPriority w:val="59"/>
     <w:pPr>
       <w:pBdr/>
@@ -11873,9 +12161,9 @@
       </w:tcPr>
     </w:tblStylePr>
   </w:style>
-  <w:style w:type="table" w:styleId="47">
+  <w:style w:type="table" w:styleId="755">
     <w:name w:val="Grid Table 5 Dark"/>
-    <w:basedOn w:val="11"/>
+    <w:basedOn w:val="719"/>
     <w:uiPriority w:val="99"/>
     <w:pPr>
       <w:pBdr/>
@@ -12101,9 +12389,9 @@
       </w:tcPr>
     </w:tblStylePr>
   </w:style>
-  <w:style w:type="table" w:styleId="48">
+  <w:style w:type="table" w:styleId="756">
     <w:name w:val="Grid Table 5 Dark- Accent 1"/>
-    <w:basedOn w:val="11"/>
+    <w:basedOn w:val="719"/>
     <w:uiPriority w:val="99"/>
     <w:pPr>
       <w:pBdr/>
@@ -12329,9 +12617,9 @@
       </w:tcPr>
     </w:tblStylePr>
   </w:style>
-  <w:style w:type="table" w:styleId="49">
+  <w:style w:type="table" w:styleId="757">
     <w:name w:val="Grid Table 5 Dark - Accent 2"/>
-    <w:basedOn w:val="11"/>
+    <w:basedOn w:val="719"/>
     <w:uiPriority w:val="99"/>
     <w:pPr>
       <w:pBdr/>
@@ -12557,9 +12845,9 @@
       </w:tcPr>
     </w:tblStylePr>
   </w:style>
-  <w:style w:type="table" w:styleId="50">
+  <w:style w:type="table" w:styleId="758">
     <w:name w:val="Grid Table 5 Dark - Accent 3"/>
-    <w:basedOn w:val="11"/>
+    <w:basedOn w:val="719"/>
     <w:uiPriority w:val="99"/>
     <w:pPr>
       <w:pBdr/>
@@ -12785,9 +13073,9 @@
       </w:tcPr>
     </w:tblStylePr>
   </w:style>
-  <w:style w:type="table" w:styleId="51">
+  <w:style w:type="table" w:styleId="759">
     <w:name w:val="Grid Table 5 Dark- Accent 4"/>
-    <w:basedOn w:val="11"/>
+    <w:basedOn w:val="719"/>
     <w:uiPriority w:val="99"/>
     <w:pPr>
       <w:pBdr/>
@@ -13013,9 +13301,9 @@
       </w:tcPr>
     </w:tblStylePr>
   </w:style>
-  <w:style w:type="table" w:styleId="52">
+  <w:style w:type="table" w:styleId="760">
     <w:name w:val="Grid Table 5 Dark - Accent 5"/>
-    <w:basedOn w:val="11"/>
+    <w:basedOn w:val="719"/>
     <w:uiPriority w:val="99"/>
     <w:pPr>
       <w:pBdr/>
@@ -13241,9 +13529,9 @@
       </w:tcPr>
     </w:tblStylePr>
   </w:style>
-  <w:style w:type="table" w:styleId="53">
+  <w:style w:type="table" w:styleId="761">
     <w:name w:val="Grid Table 5 Dark - Accent 6"/>
-    <w:basedOn w:val="11"/>
+    <w:basedOn w:val="719"/>
     <w:uiPriority w:val="99"/>
     <w:pPr>
       <w:pBdr/>
@@ -13469,9 +13757,9 @@
       </w:tcPr>
     </w:tblStylePr>
   </w:style>
-  <w:style w:type="table" w:styleId="54">
+  <w:style w:type="table" w:styleId="762">
     <w:name w:val="Grid Table 6 Colorful"/>
-    <w:basedOn w:val="11"/>
+    <w:basedOn w:val="719"/>
     <w:uiPriority w:val="99"/>
     <w:pPr>
       <w:pBdr/>
@@ -13699,9 +13987,9 @@
       </w:tcPr>
     </w:tblStylePr>
   </w:style>
-  <w:style w:type="table" w:styleId="55">
+  <w:style w:type="table" w:styleId="763">
     <w:name w:val="Grid Table 6 Colorful - Accent 1"/>
-    <w:basedOn w:val="11"/>
+    <w:basedOn w:val="719"/>
     <w:uiPriority w:val="99"/>
     <w:pPr>
       <w:pBdr/>
@@ -13929,9 +14217,9 @@
       </w:tcPr>
     </w:tblStylePr>
   </w:style>
-  <w:style w:type="table" w:styleId="56">
+  <w:style w:type="table" w:styleId="764">
     <w:name w:val="Grid Table 6 Colorful - Accent 2"/>
-    <w:basedOn w:val="11"/>
+    <w:basedOn w:val="719"/>
     <w:uiPriority w:val="99"/>
     <w:pPr>
       <w:pBdr/>
@@ -14159,9 +14447,9 @@
       </w:tcPr>
     </w:tblStylePr>
   </w:style>
-  <w:style w:type="table" w:styleId="57">
+  <w:style w:type="table" w:styleId="765">
     <w:name w:val="Grid Table 6 Colorful - Accent 3"/>
-    <w:basedOn w:val="11"/>
+    <w:basedOn w:val="719"/>
     <w:uiPriority w:val="99"/>
     <w:pPr>
       <w:pBdr/>
@@ -14389,9 +14677,9 @@
       </w:tcPr>
     </w:tblStylePr>
   </w:style>
-  <w:style w:type="table" w:styleId="58">
+  <w:style w:type="table" w:styleId="766">
     <w:name w:val="Grid Table 6 Colorful - Accent 4"/>
-    <w:basedOn w:val="11"/>
+    <w:basedOn w:val="719"/>
     <w:uiPriority w:val="99"/>
     <w:pPr>
       <w:pBdr/>
@@ -14619,9 +14907,9 @@
       </w:tcPr>
     </w:tblStylePr>
   </w:style>
-  <w:style w:type="table" w:styleId="59">
+  <w:style w:type="table" w:styleId="767">
     <w:name w:val="Grid Table 6 Colorful - Accent 5"/>
-    <w:basedOn w:val="11"/>
+    <w:basedOn w:val="719"/>
     <w:uiPriority w:val="99"/>
     <w:pPr>
       <w:pBdr/>
@@ -14849,9 +15137,9 @@
       </w:tcPr>
     </w:tblStylePr>
   </w:style>
-  <w:style w:type="table" w:styleId="60">
+  <w:style w:type="table" w:styleId="768">
     <w:name w:val="Grid Table 6 Colorful - Accent 6"/>
-    <w:basedOn w:val="11"/>
+    <w:basedOn w:val="719"/>
     <w:uiPriority w:val="99"/>
     <w:pPr>
       <w:pBdr/>
@@ -15079,9 +15367,9 @@
       </w:tcPr>
     </w:tblStylePr>
   </w:style>
-  <w:style w:type="table" w:styleId="61">
+  <w:style w:type="table" w:styleId="769">
     <w:name w:val="Grid Table 7 Colorful"/>
-    <w:basedOn w:val="11"/>
+    <w:basedOn w:val="719"/>
     <w:uiPriority w:val="99"/>
     <w:pPr>
       <w:pBdr/>
@@ -15183,11 +15471,11 @@
         <w:tblBorders/>
       </w:tblPr>
       <w:tcPr>
-        <w:shd w:color="ffffff"/>
+        <w:shd w:val="clear" w:color="ffffff"/>
         <w:tcBorders>
-          <w:top w:val="none"/>
-          <w:left w:val="none"/>
-          <w:bottom w:val="none"/>
+          <w:top w:val="none" w:color="000000" w:sz="4" w:space="0"/>
+          <w:left w:val="none" w:color="000000" w:sz="4" w:space="0"/>
+          <w:bottom w:val="none" w:color="000000" w:sz="4" w:space="0"/>
           <w:right w:val="single" w:color="000000" w:themeColor="text1" w:themeTint="80" w:sz="4" w:space="0"/>
         </w:tcBorders>
       </w:tcPr>
@@ -15210,10 +15498,10 @@
       <w:tcPr>
         <w:shd w:val="clear" w:color="ffffff" w:themeColor="light1" w:fill="ffffff" w:themeFill="light1"/>
         <w:tcBorders>
-          <w:top w:val="none"/>
-          <w:left w:val="none"/>
+          <w:top w:val="none" w:color="000000" w:sz="4" w:space="0"/>
+          <w:left w:val="none" w:color="000000" w:sz="4" w:space="0"/>
           <w:bottom w:val="single" w:color="000000" w:themeColor="text1" w:themeTint="80" w:sz="4" w:space="0"/>
-          <w:right w:val="none"/>
+          <w:right w:val="none" w:color="000000" w:sz="4" w:space="0"/>
         </w:tcBorders>
       </w:tcPr>
     </w:tblStylePr>
@@ -15233,12 +15521,12 @@
         <w:tblBorders/>
       </w:tblPr>
       <w:tcPr>
-        <w:shd w:color="ffffff"/>
+        <w:shd w:val="clear" w:color="ffffff"/>
         <w:tcBorders>
-          <w:top w:val="none"/>
+          <w:top w:val="none" w:color="000000" w:sz="4" w:space="0"/>
           <w:left w:val="single" w:color="000000" w:themeColor="text1" w:themeTint="80" w:sz="4" w:space="0"/>
-          <w:bottom w:val="none"/>
-          <w:right w:val="none"/>
+          <w:bottom w:val="none" w:color="000000" w:sz="4" w:space="0"/>
+          <w:right w:val="none" w:color="000000" w:sz="4" w:space="0"/>
         </w:tcBorders>
       </w:tcPr>
     </w:tblStylePr>
@@ -15261,9 +15549,9 @@
         <w:shd w:val="clear" w:color="ffffff" w:themeColor="light1" w:fill="ffffff" w:themeFill="light1"/>
         <w:tcBorders>
           <w:top w:val="single" w:color="000000" w:themeColor="text1" w:themeTint="80" w:sz="4" w:space="0"/>
-          <w:left w:val="none"/>
-          <w:bottom w:val="none"/>
-          <w:right w:val="none"/>
+          <w:left w:val="none" w:color="000000" w:sz="4" w:space="0"/>
+          <w:bottom w:val="none" w:color="000000" w:sz="4" w:space="0"/>
+          <w:right w:val="none" w:color="000000" w:sz="4" w:space="0"/>
         </w:tcBorders>
       </w:tcPr>
     </w:tblStylePr>
@@ -15333,9 +15621,9 @@
       </w:tcPr>
     </w:tblStylePr>
   </w:style>
-  <w:style w:type="table" w:styleId="62">
+  <w:style w:type="table" w:styleId="770">
     <w:name w:val="Grid Table 7 Colorful - Accent 1"/>
-    <w:basedOn w:val="11"/>
+    <w:basedOn w:val="719"/>
     <w:uiPriority w:val="99"/>
     <w:pPr>
       <w:pBdr/>
@@ -15437,11 +15725,11 @@
         <w:tblBorders/>
       </w:tblPr>
       <w:tcPr>
-        <w:shd w:color="ffffff"/>
+        <w:shd w:val="clear" w:color="ffffff"/>
         <w:tcBorders>
-          <w:top w:val="none"/>
-          <w:left w:val="none"/>
-          <w:bottom w:val="none"/>
+          <w:top w:val="none" w:color="000000" w:sz="4" w:space="0"/>
+          <w:left w:val="none" w:color="000000" w:sz="4" w:space="0"/>
+          <w:bottom w:val="none" w:color="000000" w:sz="4" w:space="0"/>
           <w:right w:val="single" w:color="000000" w:themeColor="accent1" w:themeTint="80" w:sz="4" w:space="0"/>
         </w:tcBorders>
       </w:tcPr>
@@ -15464,10 +15752,10 @@
       <w:tcPr>
         <w:shd w:val="clear" w:color="ffffff" w:themeColor="light1" w:fill="ffffff" w:themeFill="light1"/>
         <w:tcBorders>
-          <w:top w:val="none"/>
-          <w:left w:val="none"/>
+          <w:top w:val="none" w:color="000000" w:sz="4" w:space="0"/>
+          <w:left w:val="none" w:color="000000" w:sz="4" w:space="0"/>
           <w:bottom w:val="single" w:color="000000" w:themeColor="accent1" w:themeTint="80" w:sz="4" w:space="0"/>
-          <w:right w:val="none"/>
+          <w:right w:val="none" w:color="000000" w:sz="4" w:space="0"/>
         </w:tcBorders>
       </w:tcPr>
     </w:tblStylePr>
@@ -15487,12 +15775,12 @@
         <w:tblBorders/>
       </w:tblPr>
       <w:tcPr>
-        <w:shd w:color="ffffff"/>
+        <w:shd w:val="clear" w:color="ffffff"/>
         <w:tcBorders>
-          <w:top w:val="none"/>
+          <w:top w:val="none" w:color="000000" w:sz="4" w:space="0"/>
           <w:left w:val="single" w:color="000000" w:themeColor="accent1" w:themeTint="80" w:sz="4" w:space="0"/>
-          <w:bottom w:val="none"/>
-          <w:right w:val="none"/>
+          <w:bottom w:val="none" w:color="000000" w:sz="4" w:space="0"/>
+          <w:right w:val="none" w:color="000000" w:sz="4" w:space="0"/>
         </w:tcBorders>
       </w:tcPr>
     </w:tblStylePr>
@@ -15515,9 +15803,9 @@
         <w:shd w:val="clear" w:color="ffffff" w:themeColor="light1" w:fill="ffffff" w:themeFill="light1"/>
         <w:tcBorders>
           <w:top w:val="single" w:color="000000" w:themeColor="accent1" w:themeTint="80" w:sz="4" w:space="0"/>
-          <w:left w:val="none"/>
-          <w:bottom w:val="none"/>
-          <w:right w:val="none"/>
+          <w:left w:val="none" w:color="000000" w:sz="4" w:space="0"/>
+          <w:bottom w:val="none" w:color="000000" w:sz="4" w:space="0"/>
+          <w:right w:val="none" w:color="000000" w:sz="4" w:space="0"/>
         </w:tcBorders>
       </w:tcPr>
     </w:tblStylePr>
@@ -15587,9 +15875,9 @@
       </w:tcPr>
     </w:tblStylePr>
   </w:style>
-  <w:style w:type="table" w:styleId="63">
+  <w:style w:type="table" w:styleId="771">
     <w:name w:val="Grid Table 7 Colorful - Accent 2"/>
-    <w:basedOn w:val="11"/>
+    <w:basedOn w:val="719"/>
     <w:uiPriority w:val="99"/>
     <w:pPr>
       <w:pBdr/>
@@ -15691,11 +15979,11 @@
         <w:tblBorders/>
       </w:tblPr>
       <w:tcPr>
-        <w:shd w:color="ffffff"/>
+        <w:shd w:val="clear" w:color="ffffff"/>
         <w:tcBorders>
-          <w:top w:val="none"/>
-          <w:left w:val="none"/>
-          <w:bottom w:val="none"/>
+          <w:top w:val="none" w:color="000000" w:sz="4" w:space="0"/>
+          <w:left w:val="none" w:color="000000" w:sz="4" w:space="0"/>
+          <w:bottom w:val="none" w:color="000000" w:sz="4" w:space="0"/>
           <w:right w:val="single" w:color="000000" w:themeColor="accent2" w:themeTint="97" w:sz="4" w:space="0"/>
         </w:tcBorders>
       </w:tcPr>
@@ -15718,10 +16006,10 @@
       <w:tcPr>
         <w:shd w:val="clear" w:color="ffffff" w:themeColor="light1" w:fill="ffffff" w:themeFill="light1"/>
         <w:tcBorders>
-          <w:top w:val="none"/>
-          <w:left w:val="none"/>
+          <w:top w:val="none" w:color="000000" w:sz="4" w:space="0"/>
+          <w:left w:val="none" w:color="000000" w:sz="4" w:space="0"/>
           <w:bottom w:val="single" w:color="000000" w:themeColor="accent2" w:themeTint="97" w:sz="4" w:space="0"/>
-          <w:right w:val="none"/>
+          <w:right w:val="none" w:color="000000" w:sz="4" w:space="0"/>
         </w:tcBorders>
       </w:tcPr>
     </w:tblStylePr>
@@ -15741,12 +16029,12 @@
         <w:tblBorders/>
       </w:tblPr>
       <w:tcPr>
-        <w:shd w:color="ffffff"/>
+        <w:shd w:val="clear" w:color="ffffff"/>
         <w:tcBorders>
-          <w:top w:val="none"/>
+          <w:top w:val="none" w:color="000000" w:sz="4" w:space="0"/>
           <w:left w:val="single" w:color="000000" w:themeColor="accent2" w:themeTint="97" w:sz="4" w:space="0"/>
-          <w:bottom w:val="none"/>
-          <w:right w:val="none"/>
+          <w:bottom w:val="none" w:color="000000" w:sz="4" w:space="0"/>
+          <w:right w:val="none" w:color="000000" w:sz="4" w:space="0"/>
         </w:tcBorders>
       </w:tcPr>
     </w:tblStylePr>
@@ -15769,9 +16057,9 @@
         <w:shd w:val="clear" w:color="ffffff" w:themeColor="light1" w:fill="ffffff" w:themeFill="light1"/>
         <w:tcBorders>
           <w:top w:val="single" w:color="000000" w:themeColor="accent2" w:themeTint="97" w:sz="4" w:space="0"/>
-          <w:left w:val="none"/>
-          <w:bottom w:val="none"/>
-          <w:right w:val="none"/>
+          <w:left w:val="none" w:color="000000" w:sz="4" w:space="0"/>
+          <w:bottom w:val="none" w:color="000000" w:sz="4" w:space="0"/>
+          <w:right w:val="none" w:color="000000" w:sz="4" w:space="0"/>
         </w:tcBorders>
       </w:tcPr>
     </w:tblStylePr>
@@ -15841,9 +16129,9 @@
       </w:tcPr>
     </w:tblStylePr>
   </w:style>
-  <w:style w:type="table" w:styleId="64">
+  <w:style w:type="table" w:styleId="772">
     <w:name w:val="Grid Table 7 Colorful - Accent 3"/>
-    <w:basedOn w:val="11"/>
+    <w:basedOn w:val="719"/>
     <w:uiPriority w:val="99"/>
     <w:pPr>
       <w:pBdr/>
@@ -15945,11 +16233,11 @@
         <w:tblBorders/>
       </w:tblPr>
       <w:tcPr>
-        <w:shd w:color="ffffff"/>
+        <w:shd w:val="clear" w:color="ffffff"/>
         <w:tcBorders>
-          <w:top w:val="none"/>
-          <w:left w:val="none"/>
-          <w:bottom w:val="none"/>
+          <w:top w:val="none" w:color="000000" w:sz="4" w:space="0"/>
+          <w:left w:val="none" w:color="000000" w:sz="4" w:space="0"/>
+          <w:bottom w:val="none" w:color="000000" w:sz="4" w:space="0"/>
           <w:right w:val="single" w:color="000000" w:themeColor="accent3" w:themeTint="FE" w:sz="4" w:space="0"/>
         </w:tcBorders>
       </w:tcPr>
@@ -15972,10 +16260,10 @@
       <w:tcPr>
         <w:shd w:val="clear" w:color="ffffff" w:themeColor="light1" w:fill="ffffff" w:themeFill="light1"/>
         <w:tcBorders>
-          <w:top w:val="none"/>
-          <w:left w:val="none"/>
+          <w:top w:val="none" w:color="000000" w:sz="4" w:space="0"/>
+          <w:left w:val="none" w:color="000000" w:sz="4" w:space="0"/>
           <w:bottom w:val="single" w:color="000000" w:themeColor="accent3" w:themeTint="FE" w:sz="4" w:space="0"/>
-          <w:right w:val="none"/>
+          <w:right w:val="none" w:color="000000" w:sz="4" w:space="0"/>
         </w:tcBorders>
       </w:tcPr>
     </w:tblStylePr>
@@ -15995,12 +16283,12 @@
         <w:tblBorders/>
       </w:tblPr>
       <w:tcPr>
-        <w:shd w:color="ffffff"/>
+        <w:shd w:val="clear" w:color="ffffff"/>
         <w:tcBorders>
-          <w:top w:val="none"/>
+          <w:top w:val="none" w:color="000000" w:sz="4" w:space="0"/>
           <w:left w:val="single" w:color="000000" w:themeColor="accent3" w:themeTint="FE" w:sz="4" w:space="0"/>
-          <w:bottom w:val="none"/>
-          <w:right w:val="none"/>
+          <w:bottom w:val="none" w:color="000000" w:sz="4" w:space="0"/>
+          <w:right w:val="none" w:color="000000" w:sz="4" w:space="0"/>
         </w:tcBorders>
       </w:tcPr>
     </w:tblStylePr>
@@ -16023,9 +16311,9 @@
         <w:shd w:val="clear" w:color="ffffff" w:themeColor="light1" w:fill="ffffff" w:themeFill="light1"/>
         <w:tcBorders>
           <w:top w:val="single" w:color="000000" w:themeColor="accent3" w:themeTint="FE" w:sz="4" w:space="0"/>
-          <w:left w:val="none"/>
-          <w:bottom w:val="none"/>
-          <w:right w:val="none"/>
+          <w:left w:val="none" w:color="000000" w:sz="4" w:space="0"/>
+          <w:bottom w:val="none" w:color="000000" w:sz="4" w:space="0"/>
+          <w:right w:val="none" w:color="000000" w:sz="4" w:space="0"/>
         </w:tcBorders>
       </w:tcPr>
     </w:tblStylePr>
@@ -16095,9 +16383,9 @@
       </w:tcPr>
     </w:tblStylePr>
   </w:style>
-  <w:style w:type="table" w:styleId="65">
+  <w:style w:type="table" w:styleId="773">
     <w:name w:val="Grid Table 7 Colorful - Accent 4"/>
-    <w:basedOn w:val="11"/>
+    <w:basedOn w:val="719"/>
     <w:uiPriority w:val="99"/>
     <w:pPr>
       <w:pBdr/>
@@ -16199,11 +16487,11 @@
         <w:tblBorders/>
       </w:tblPr>
       <w:tcPr>
-        <w:shd w:color="ffffff"/>
+        <w:shd w:val="clear" w:color="ffffff"/>
         <w:tcBorders>
-          <w:top w:val="none"/>
-          <w:left w:val="none"/>
-          <w:bottom w:val="none"/>
+          <w:top w:val="none" w:color="000000" w:sz="4" w:space="0"/>
+          <w:left w:val="none" w:color="000000" w:sz="4" w:space="0"/>
+          <w:bottom w:val="none" w:color="000000" w:sz="4" w:space="0"/>
           <w:right w:val="single" w:color="000000" w:themeColor="accent4" w:themeTint="9A" w:sz="4" w:space="0"/>
         </w:tcBorders>
       </w:tcPr>
@@ -16226,10 +16514,10 @@
       <w:tcPr>
         <w:shd w:val="clear" w:color="ffffff" w:themeColor="light1" w:fill="ffffff" w:themeFill="light1"/>
         <w:tcBorders>
-          <w:top w:val="none"/>
-          <w:left w:val="none"/>
+          <w:top w:val="none" w:color="000000" w:sz="4" w:space="0"/>
+          <w:left w:val="none" w:color="000000" w:sz="4" w:space="0"/>
           <w:bottom w:val="single" w:color="000000" w:themeColor="accent4" w:themeTint="9A" w:sz="4" w:space="0"/>
-          <w:right w:val="none"/>
+          <w:right w:val="none" w:color="000000" w:sz="4" w:space="0"/>
         </w:tcBorders>
       </w:tcPr>
     </w:tblStylePr>
@@ -16249,12 +16537,12 @@
         <w:tblBorders/>
       </w:tblPr>
       <w:tcPr>
-        <w:shd w:color="ffffff"/>
+        <w:shd w:val="clear" w:color="ffffff"/>
         <w:tcBorders>
-          <w:top w:val="none"/>
+          <w:top w:val="none" w:color="000000" w:sz="4" w:space="0"/>
           <w:left w:val="single" w:color="000000" w:themeColor="accent4" w:themeTint="9A" w:sz="4" w:space="0"/>
-          <w:bottom w:val="none"/>
-          <w:right w:val="none"/>
+          <w:bottom w:val="none" w:color="000000" w:sz="4" w:space="0"/>
+          <w:right w:val="none" w:color="000000" w:sz="4" w:space="0"/>
         </w:tcBorders>
       </w:tcPr>
     </w:tblStylePr>
@@ -16277,9 +16565,9 @@
         <w:shd w:val="clear" w:color="ffffff" w:themeColor="light1" w:fill="ffffff" w:themeFill="light1"/>
         <w:tcBorders>
           <w:top w:val="single" w:color="000000" w:themeColor="accent4" w:themeTint="9A" w:sz="4" w:space="0"/>
-          <w:left w:val="none"/>
-          <w:bottom w:val="none"/>
-          <w:right w:val="none"/>
+          <w:left w:val="none" w:color="000000" w:sz="4" w:space="0"/>
+          <w:bottom w:val="none" w:color="000000" w:sz="4" w:space="0"/>
+          <w:right w:val="none" w:color="000000" w:sz="4" w:space="0"/>
         </w:tcBorders>
       </w:tcPr>
     </w:tblStylePr>
@@ -16349,9 +16637,9 @@
       </w:tcPr>
     </w:tblStylePr>
   </w:style>
-  <w:style w:type="table" w:styleId="66">
+  <w:style w:type="table" w:styleId="774">
     <w:name w:val="Grid Table 7 Colorful - Accent 5"/>
-    <w:basedOn w:val="11"/>
+    <w:basedOn w:val="719"/>
     <w:uiPriority w:val="99"/>
     <w:pPr>
       <w:pBdr/>
@@ -16453,11 +16741,11 @@
         <w:tblBorders/>
       </w:tblPr>
       <w:tcPr>
-        <w:shd w:color="ffffff"/>
+        <w:shd w:val="clear" w:color="ffffff"/>
         <w:tcBorders>
-          <w:top w:val="none"/>
-          <w:left w:val="none"/>
-          <w:bottom w:val="none"/>
+          <w:top w:val="none" w:color="000000" w:sz="4" w:space="0"/>
+          <w:left w:val="none" w:color="000000" w:sz="4" w:space="0"/>
+          <w:bottom w:val="none" w:color="000000" w:sz="4" w:space="0"/>
           <w:right w:val="single" w:color="000000" w:themeColor="accent5" w:themeTint="90" w:sz="4" w:space="0"/>
         </w:tcBorders>
       </w:tcPr>
@@ -16480,10 +16768,10 @@
       <w:tcPr>
         <w:shd w:val="clear" w:color="ffffff" w:themeColor="light1" w:fill="ffffff" w:themeFill="light1"/>
         <w:tcBorders>
-          <w:top w:val="none"/>
-          <w:left w:val="none"/>
+          <w:top w:val="none" w:color="000000" w:sz="4" w:space="0"/>
+          <w:left w:val="none" w:color="000000" w:sz="4" w:space="0"/>
           <w:bottom w:val="single" w:color="000000" w:themeColor="accent5" w:themeTint="90" w:sz="4" w:space="0"/>
-          <w:right w:val="none"/>
+          <w:right w:val="none" w:color="000000" w:sz="4" w:space="0"/>
         </w:tcBorders>
       </w:tcPr>
     </w:tblStylePr>
@@ -16503,12 +16791,12 @@
         <w:tblBorders/>
       </w:tblPr>
       <w:tcPr>
-        <w:shd w:color="ffffff"/>
+        <w:shd w:val="clear" w:color="ffffff"/>
         <w:tcBorders>
-          <w:top w:val="none"/>
+          <w:top w:val="none" w:color="000000" w:sz="4" w:space="0"/>
           <w:left w:val="single" w:color="000000" w:themeColor="accent5" w:themeTint="90" w:sz="4" w:space="0"/>
-          <w:bottom w:val="none"/>
-          <w:right w:val="none"/>
+          <w:bottom w:val="none" w:color="000000" w:sz="4" w:space="0"/>
+          <w:right w:val="none" w:color="000000" w:sz="4" w:space="0"/>
         </w:tcBorders>
       </w:tcPr>
     </w:tblStylePr>
@@ -16531,9 +16819,9 @@
         <w:shd w:val="clear" w:color="ffffff" w:themeColor="light1" w:fill="ffffff" w:themeFill="light1"/>
         <w:tcBorders>
           <w:top w:val="single" w:color="000000" w:themeColor="accent5" w:themeTint="90" w:sz="4" w:space="0"/>
-          <w:left w:val="none"/>
-          <w:bottom w:val="none"/>
-          <w:right w:val="none"/>
+          <w:left w:val="none" w:color="000000" w:sz="4" w:space="0"/>
+          <w:bottom w:val="none" w:color="000000" w:sz="4" w:space="0"/>
+          <w:right w:val="none" w:color="000000" w:sz="4" w:space="0"/>
         </w:tcBorders>
       </w:tcPr>
     </w:tblStylePr>
@@ -16603,9 +16891,9 @@
       </w:tcPr>
     </w:tblStylePr>
   </w:style>
-  <w:style w:type="table" w:styleId="67">
+  <w:style w:type="table" w:styleId="775">
     <w:name w:val="Grid Table 7 Colorful - Accent 6"/>
-    <w:basedOn w:val="11"/>
+    <w:basedOn w:val="719"/>
     <w:uiPriority w:val="99"/>
     <w:pPr>
       <w:pBdr/>
@@ -16707,11 +16995,11 @@
         <w:tblBorders/>
       </w:tblPr>
       <w:tcPr>
-        <w:shd w:color="ffffff"/>
+        <w:shd w:val="clear" w:color="ffffff"/>
         <w:tcBorders>
-          <w:top w:val="none"/>
-          <w:left w:val="none"/>
-          <w:bottom w:val="none"/>
+          <w:top w:val="none" w:color="000000" w:sz="4" w:space="0"/>
+          <w:left w:val="none" w:color="000000" w:sz="4" w:space="0"/>
+          <w:bottom w:val="none" w:color="000000" w:sz="4" w:space="0"/>
           <w:right w:val="single" w:color="000000" w:themeColor="accent6" w:themeTint="90" w:sz="4" w:space="0"/>
         </w:tcBorders>
       </w:tcPr>
@@ -16734,10 +17022,10 @@
       <w:tcPr>
         <w:shd w:val="clear" w:color="ffffff" w:themeColor="light1" w:fill="ffffff" w:themeFill="light1"/>
         <w:tcBorders>
-          <w:top w:val="none"/>
-          <w:left w:val="none"/>
+          <w:top w:val="none" w:color="000000" w:sz="4" w:space="0"/>
+          <w:left w:val="none" w:color="000000" w:sz="4" w:space="0"/>
           <w:bottom w:val="single" w:color="000000" w:themeColor="accent6" w:themeTint="90" w:sz="4" w:space="0"/>
-          <w:right w:val="none"/>
+          <w:right w:val="none" w:color="000000" w:sz="4" w:space="0"/>
         </w:tcBorders>
       </w:tcPr>
     </w:tblStylePr>
@@ -16757,12 +17045,12 @@
         <w:tblBorders/>
       </w:tblPr>
       <w:tcPr>
-        <w:shd w:color="ffffff"/>
+        <w:shd w:val="clear" w:color="ffffff"/>
         <w:tcBorders>
-          <w:top w:val="none"/>
+          <w:top w:val="none" w:color="000000" w:sz="4" w:space="0"/>
           <w:left w:val="single" w:color="000000" w:themeColor="accent6" w:themeTint="90" w:sz="4" w:space="0"/>
-          <w:bottom w:val="none"/>
-          <w:right w:val="none"/>
+          <w:bottom w:val="none" w:color="000000" w:sz="4" w:space="0"/>
+          <w:right w:val="none" w:color="000000" w:sz="4" w:space="0"/>
         </w:tcBorders>
       </w:tcPr>
     </w:tblStylePr>
@@ -16785,9 +17073,9 @@
         <w:shd w:val="clear" w:color="ffffff" w:themeColor="light1" w:fill="ffffff" w:themeFill="light1"/>
         <w:tcBorders>
           <w:top w:val="single" w:color="000000" w:themeColor="accent6" w:themeTint="90" w:sz="4" w:space="0"/>
-          <w:left w:val="none"/>
-          <w:bottom w:val="none"/>
-          <w:right w:val="none"/>
+          <w:left w:val="none" w:color="000000" w:sz="4" w:space="0"/>
+          <w:bottom w:val="none" w:color="000000" w:sz="4" w:space="0"/>
+          <w:right w:val="none" w:color="000000" w:sz="4" w:space="0"/>
         </w:tcBorders>
       </w:tcPr>
     </w:tblStylePr>
@@ -16857,9 +17145,9 @@
       </w:tcPr>
     </w:tblStylePr>
   </w:style>
-  <w:style w:type="table" w:styleId="68">
+  <w:style w:type="table" w:styleId="776">
     <w:name w:val="List Table 1 Light"/>
-    <w:basedOn w:val="11"/>
+    <w:basedOn w:val="719"/>
     <w:uiPriority w:val="99"/>
     <w:pPr>
       <w:pBdr/>
@@ -17073,9 +17361,9 @@
       </w:tcPr>
     </w:tblStylePr>
   </w:style>
-  <w:style w:type="table" w:styleId="69">
+  <w:style w:type="table" w:styleId="777">
     <w:name w:val="List Table 1 Light - Accent 1"/>
-    <w:basedOn w:val="11"/>
+    <w:basedOn w:val="719"/>
     <w:uiPriority w:val="99"/>
     <w:pPr>
       <w:pBdr/>
@@ -17289,9 +17577,9 @@
       </w:tcPr>
     </w:tblStylePr>
   </w:style>
-  <w:style w:type="table" w:styleId="70">
+  <w:style w:type="table" w:styleId="778">
     <w:name w:val="List Table 1 Light - Accent 2"/>
-    <w:basedOn w:val="11"/>
+    <w:basedOn w:val="719"/>
     <w:uiPriority w:val="99"/>
     <w:pPr>
       <w:pBdr/>
@@ -17505,9 +17793,9 @@
       </w:tcPr>
     </w:tblStylePr>
   </w:style>
-  <w:style w:type="table" w:styleId="71">
+  <w:style w:type="table" w:styleId="779">
     <w:name w:val="List Table 1 Light - Accent 3"/>
-    <w:basedOn w:val="11"/>
+    <w:basedOn w:val="719"/>
     <w:uiPriority w:val="99"/>
     <w:pPr>
       <w:pBdr/>
@@ -17721,9 +18009,9 @@
       </w:tcPr>
     </w:tblStylePr>
   </w:style>
-  <w:style w:type="table" w:styleId="72">
+  <w:style w:type="table" w:styleId="780">
     <w:name w:val="List Table 1 Light - Accent 4"/>
-    <w:basedOn w:val="11"/>
+    <w:basedOn w:val="719"/>
     <w:uiPriority w:val="99"/>
     <w:pPr>
       <w:pBdr/>
@@ -17937,9 +18225,9 @@
       </w:tcPr>
     </w:tblStylePr>
   </w:style>
-  <w:style w:type="table" w:styleId="73">
+  <w:style w:type="table" w:styleId="781">
     <w:name w:val="List Table 1 Light - Accent 5"/>
-    <w:basedOn w:val="11"/>
+    <w:basedOn w:val="719"/>
     <w:uiPriority w:val="99"/>
     <w:pPr>
       <w:pBdr/>
@@ -18153,9 +18441,9 @@
       </w:tcPr>
     </w:tblStylePr>
   </w:style>
-  <w:style w:type="table" w:styleId="74">
+  <w:style w:type="table" w:styleId="782">
     <w:name w:val="List Table 1 Light - Accent 6"/>
-    <w:basedOn w:val="11"/>
+    <w:basedOn w:val="719"/>
     <w:uiPriority w:val="99"/>
     <w:pPr>
       <w:pBdr/>
@@ -18369,9 +18657,9 @@
       </w:tcPr>
     </w:tblStylePr>
   </w:style>
-  <w:style w:type="table" w:styleId="75">
+  <w:style w:type="table" w:styleId="783">
     <w:name w:val="List Table 2"/>
-    <w:basedOn w:val="11"/>
+    <w:basedOn w:val="719"/>
     <w:uiPriority w:val="99"/>
     <w:pPr>
       <w:pBdr/>
@@ -18607,9 +18895,9 @@
       </w:tcPr>
     </w:tblStylePr>
   </w:style>
-  <w:style w:type="table" w:styleId="76">
+  <w:style w:type="table" w:styleId="784">
     <w:name w:val="List Table 2 - Accent 1"/>
-    <w:basedOn w:val="11"/>
+    <w:basedOn w:val="719"/>
     <w:uiPriority w:val="99"/>
     <w:pPr>
       <w:pBdr/>
@@ -18845,9 +19133,9 @@
       </w:tcPr>
     </w:tblStylePr>
   </w:style>
-  <w:style w:type="table" w:styleId="77">
+  <w:style w:type="table" w:styleId="785">
     <w:name w:val="List Table 2 - Accent 2"/>
-    <w:basedOn w:val="11"/>
+    <w:basedOn w:val="719"/>
     <w:uiPriority w:val="99"/>
     <w:pPr>
       <w:pBdr/>
@@ -19083,9 +19371,9 @@
       </w:tcPr>
     </w:tblStylePr>
   </w:style>
-  <w:style w:type="table" w:styleId="78">
+  <w:style w:type="table" w:styleId="786">
     <w:name w:val="List Table 2 - Accent 3"/>
-    <w:basedOn w:val="11"/>
+    <w:basedOn w:val="719"/>
     <w:uiPriority w:val="99"/>
     <w:pPr>
       <w:pBdr/>
@@ -19321,9 +19609,9 @@
       </w:tcPr>
     </w:tblStylePr>
   </w:style>
-  <w:style w:type="table" w:styleId="79">
+  <w:style w:type="table" w:styleId="787">
     <w:name w:val="List Table 2 - Accent 4"/>
-    <w:basedOn w:val="11"/>
+    <w:basedOn w:val="719"/>
     <w:uiPriority w:val="99"/>
     <w:pPr>
       <w:pBdr/>
@@ -19559,9 +19847,9 @@
       </w:tcPr>
     </w:tblStylePr>
   </w:style>
-  <w:style w:type="table" w:styleId="80">
+  <w:style w:type="table" w:styleId="788">
     <w:name w:val="List Table 2 - Accent 5"/>
-    <w:basedOn w:val="11"/>
+    <w:basedOn w:val="719"/>
     <w:uiPriority w:val="99"/>
     <w:pPr>
       <w:pBdr/>
@@ -19797,9 +20085,9 @@
       </w:tcPr>
     </w:tblStylePr>
   </w:style>
-  <w:style w:type="table" w:styleId="81">
+  <w:style w:type="table" w:styleId="789">
     <w:name w:val="List Table 2 - Accent 6"/>
-    <w:basedOn w:val="11"/>
+    <w:basedOn w:val="719"/>
     <w:uiPriority w:val="99"/>
     <w:pPr>
       <w:pBdr/>
@@ -20035,9 +20323,9 @@
       </w:tcPr>
     </w:tblStylePr>
   </w:style>
-  <w:style w:type="table" w:styleId="82">
+  <w:style w:type="table" w:styleId="790">
     <w:name w:val="List Table 3"/>
-    <w:basedOn w:val="11"/>
+    <w:basedOn w:val="719"/>
     <w:uiPriority w:val="99"/>
     <w:pPr>
       <w:pBdr/>
@@ -20263,9 +20551,9 @@
       </w:tcPr>
     </w:tblStylePr>
   </w:style>
-  <w:style w:type="table" w:styleId="83">
+  <w:style w:type="table" w:styleId="791">
     <w:name w:val="List Table 3 - Accent 1"/>
-    <w:basedOn w:val="11"/>
+    <w:basedOn w:val="719"/>
     <w:uiPriority w:val="99"/>
     <w:pPr>
       <w:pBdr/>
@@ -20491,9 +20779,9 @@
       </w:tcPr>
     </w:tblStylePr>
   </w:style>
-  <w:style w:type="table" w:styleId="84">
+  <w:style w:type="table" w:styleId="792">
     <w:name w:val="List Table 3 - Accent 2"/>
-    <w:basedOn w:val="11"/>
+    <w:basedOn w:val="719"/>
     <w:uiPriority w:val="99"/>
     <w:pPr>
       <w:pBdr/>
@@ -20719,9 +21007,9 @@
       </w:tcPr>
     </w:tblStylePr>
   </w:style>
-  <w:style w:type="table" w:styleId="85">
+  <w:style w:type="table" w:styleId="793">
     <w:name w:val="List Table 3 - Accent 3"/>
-    <w:basedOn w:val="11"/>
+    <w:basedOn w:val="719"/>
     <w:uiPriority w:val="99"/>
     <w:pPr>
       <w:pBdr/>
@@ -20947,9 +21235,9 @@
       </w:tcPr>
     </w:tblStylePr>
   </w:style>
-  <w:style w:type="table" w:styleId="86">
+  <w:style w:type="table" w:styleId="794">
     <w:name w:val="List Table 3 - Accent 4"/>
-    <w:basedOn w:val="11"/>
+    <w:basedOn w:val="719"/>
     <w:uiPriority w:val="99"/>
     <w:pPr>
       <w:pBdr/>
@@ -21175,9 +21463,9 @@
       </w:tcPr>
     </w:tblStylePr>
   </w:style>
-  <w:style w:type="table" w:styleId="87">
+  <w:style w:type="table" w:styleId="795">
     <w:name w:val="List Table 3 - Accent 5"/>
-    <w:basedOn w:val="11"/>
+    <w:basedOn w:val="719"/>
     <w:uiPriority w:val="99"/>
     <w:pPr>
       <w:pBdr/>
@@ -21403,9 +21691,9 @@
       </w:tcPr>
     </w:tblStylePr>
   </w:style>
-  <w:style w:type="table" w:styleId="88">
+  <w:style w:type="table" w:styleId="796">
     <w:name w:val="List Table 3 - Accent 6"/>
-    <w:basedOn w:val="11"/>
+    <w:basedOn w:val="719"/>
     <w:uiPriority w:val="99"/>
     <w:pPr>
       <w:pBdr/>
@@ -21631,9 +21919,9 @@
       </w:tcPr>
     </w:tblStylePr>
   </w:style>
-  <w:style w:type="table" w:styleId="89">
+  <w:style w:type="table" w:styleId="797">
     <w:name w:val="List Table 4"/>
-    <w:basedOn w:val="11"/>
+    <w:basedOn w:val="719"/>
     <w:uiPriority w:val="99"/>
     <w:pPr>
       <w:pBdr/>
@@ -21856,9 +22144,9 @@
       </w:tcPr>
     </w:tblStylePr>
   </w:style>
-  <w:style w:type="table" w:styleId="90">
+  <w:style w:type="table" w:styleId="798">
     <w:name w:val="List Table 4 - Accent 1"/>
-    <w:basedOn w:val="11"/>
+    <w:basedOn w:val="719"/>
     <w:uiPriority w:val="99"/>
     <w:pPr>
       <w:pBdr/>
@@ -22081,9 +22369,9 @@
       </w:tcPr>
     </w:tblStylePr>
   </w:style>
-  <w:style w:type="table" w:styleId="91">
+  <w:style w:type="table" w:styleId="799">
     <w:name w:val="List Table 4 - Accent 2"/>
-    <w:basedOn w:val="11"/>
+    <w:basedOn w:val="719"/>
     <w:uiPriority w:val="99"/>
     <w:pPr>
       <w:pBdr/>
@@ -22306,9 +22594,9 @@
       </w:tcPr>
     </w:tblStylePr>
   </w:style>
-  <w:style w:type="table" w:styleId="92">
+  <w:style w:type="table" w:styleId="800">
     <w:name w:val="List Table 4 - Accent 3"/>
-    <w:basedOn w:val="11"/>
+    <w:basedOn w:val="719"/>
     <w:uiPriority w:val="99"/>
     <w:pPr>
       <w:pBdr/>
@@ -22531,9 +22819,9 @@
       </w:tcPr>
     </w:tblStylePr>
   </w:style>
-  <w:style w:type="table" w:styleId="93">
+  <w:style w:type="table" w:styleId="801">
     <w:name w:val="List Table 4 - Accent 4"/>
-    <w:basedOn w:val="11"/>
+    <w:basedOn w:val="719"/>
     <w:uiPriority w:val="99"/>
     <w:pPr>
       <w:pBdr/>
@@ -22756,9 +23044,9 @@
       </w:tcPr>
     </w:tblStylePr>
   </w:style>
-  <w:style w:type="table" w:styleId="94">
+  <w:style w:type="table" w:styleId="802">
     <w:name w:val="List Table 4 - Accent 5"/>
-    <w:basedOn w:val="11"/>
+    <w:basedOn w:val="719"/>
     <w:uiPriority w:val="99"/>
     <w:pPr>
       <w:pBdr/>
@@ -22981,9 +23269,9 @@
       </w:tcPr>
     </w:tblStylePr>
   </w:style>
-  <w:style w:type="table" w:styleId="95">
+  <w:style w:type="table" w:styleId="803">
     <w:name w:val="List Table 4 - Accent 6"/>
-    <w:basedOn w:val="11"/>
+    <w:basedOn w:val="719"/>
     <w:uiPriority w:val="99"/>
     <w:pPr>
       <w:pBdr/>
@@ -23206,9 +23494,9 @@
       </w:tcPr>
     </w:tblStylePr>
   </w:style>
-  <w:style w:type="table" w:styleId="96">
+  <w:style w:type="table" w:styleId="804">
     <w:name w:val="List Table 5 Dark"/>
-    <w:basedOn w:val="11"/>
+    <w:basedOn w:val="719"/>
     <w:uiPriority w:val="99"/>
     <w:pPr>
       <w:pBdr/>
@@ -23448,9 +23736,9 @@
       </w:tcPr>
     </w:tblStylePr>
   </w:style>
-  <w:style w:type="table" w:styleId="97">
+  <w:style w:type="table" w:styleId="805">
     <w:name w:val="List Table 5 Dark - Accent 1"/>
-    <w:basedOn w:val="11"/>
+    <w:basedOn w:val="719"/>
     <w:uiPriority w:val="99"/>
     <w:pPr>
       <w:pBdr/>
@@ -23690,9 +23978,9 @@
       </w:tcPr>
     </w:tblStylePr>
   </w:style>
-  <w:style w:type="table" w:styleId="98">
+  <w:style w:type="table" w:styleId="806">
     <w:name w:val="List Table 5 Dark - Accent 2"/>
-    <w:basedOn w:val="11"/>
+    <w:basedOn w:val="719"/>
     <w:uiPriority w:val="99"/>
     <w:pPr>
       <w:pBdr/>
@@ -23932,9 +24220,9 @@
       </w:tcPr>
     </w:tblStylePr>
   </w:style>
-  <w:style w:type="table" w:styleId="99">
+  <w:style w:type="table" w:styleId="807">
     <w:name w:val="List Table 5 Dark - Accent 3"/>
-    <w:basedOn w:val="11"/>
+    <w:basedOn w:val="719"/>
     <w:uiPriority w:val="99"/>
     <w:pPr>
       <w:pBdr/>
@@ -24174,9 +24462,9 @@
       </w:tcPr>
     </w:tblStylePr>
   </w:style>
-  <w:style w:type="table" w:styleId="100">
+  <w:style w:type="table" w:styleId="808">
     <w:name w:val="List Table 5 Dark - Accent 4"/>
-    <w:basedOn w:val="11"/>
+    <w:basedOn w:val="719"/>
     <w:uiPriority w:val="99"/>
     <w:pPr>
       <w:pBdr/>
@@ -24416,9 +24704,9 @@
       </w:tcPr>
     </w:tblStylePr>
   </w:style>
-  <w:style w:type="table" w:styleId="101">
+  <w:style w:type="table" w:styleId="809">
     <w:name w:val="List Table 5 Dark - Accent 5"/>
-    <w:basedOn w:val="11"/>
+    <w:basedOn w:val="719"/>
     <w:uiPriority w:val="99"/>
     <w:pPr>
       <w:pBdr/>
@@ -24658,9 +24946,9 @@
       </w:tcPr>
     </w:tblStylePr>
   </w:style>
-  <w:style w:type="table" w:styleId="102">
+  <w:style w:type="table" w:styleId="810">
     <w:name w:val="List Table 5 Dark - Accent 6"/>
-    <w:basedOn w:val="11"/>
+    <w:basedOn w:val="719"/>
     <w:uiPriority w:val="99"/>
     <w:pPr>
       <w:pBdr/>
@@ -24900,9 +25188,9 @@
       </w:tcPr>
     </w:tblStylePr>
   </w:style>
-  <w:style w:type="table" w:styleId="103">
+  <w:style w:type="table" w:styleId="811">
     <w:name w:val="List Table 6 Colorful"/>
-    <w:basedOn w:val="11"/>
+    <w:basedOn w:val="719"/>
     <w:uiPriority w:val="99"/>
     <w:pPr>
       <w:pBdr/>
@@ -25123,9 +25411,9 @@
       </w:tcPr>
     </w:tblStylePr>
   </w:style>
-  <w:style w:type="table" w:styleId="104">
+  <w:style w:type="table" w:styleId="812">
     <w:name w:val="List Table 6 Colorful - Accent 1"/>
-    <w:basedOn w:val="11"/>
+    <w:basedOn w:val="719"/>
     <w:uiPriority w:val="99"/>
     <w:pPr>
       <w:pBdr/>
@@ -25346,9 +25634,9 @@
       </w:tcPr>
     </w:tblStylePr>
   </w:style>
-  <w:style w:type="table" w:styleId="105">
+  <w:style w:type="table" w:styleId="813">
     <w:name w:val="List Table 6 Colorful - Accent 2"/>
-    <w:basedOn w:val="11"/>
+    <w:basedOn w:val="719"/>
     <w:uiPriority w:val="99"/>
     <w:pPr>
       <w:pBdr/>
@@ -25569,9 +25857,9 @@
       </w:tcPr>
     </w:tblStylePr>
   </w:style>
-  <w:style w:type="table" w:styleId="106">
+  <w:style w:type="table" w:styleId="814">
     <w:name w:val="List Table 6 Colorful - Accent 3"/>
-    <w:basedOn w:val="11"/>
+    <w:basedOn w:val="719"/>
     <w:uiPriority w:val="99"/>
     <w:pPr>
       <w:pBdr/>
@@ -25792,9 +26080,9 @@
       </w:tcPr>
     </w:tblStylePr>
   </w:style>
-  <w:style w:type="table" w:styleId="107">
+  <w:style w:type="table" w:styleId="815">
     <w:name w:val="List Table 6 Colorful - Accent 4"/>
-    <w:basedOn w:val="11"/>
+    <w:basedOn w:val="719"/>
     <w:uiPriority w:val="99"/>
     <w:pPr>
       <w:pBdr/>
@@ -26015,9 +26303,9 @@
       </w:tcPr>
     </w:tblStylePr>
   </w:style>
-  <w:style w:type="table" w:styleId="108">
+  <w:style w:type="table" w:styleId="816">
     <w:name w:val="List Table 6 Colorful - Accent 5"/>
-    <w:basedOn w:val="11"/>
+    <w:basedOn w:val="719"/>
     <w:uiPriority w:val="99"/>
     <w:pPr>
       <w:pBdr/>
@@ -26238,9 +26526,9 @@
       </w:tcPr>
     </w:tblStylePr>
   </w:style>
-  <w:style w:type="table" w:styleId="109">
+  <w:style w:type="table" w:styleId="817">
     <w:name w:val="List Table 6 Colorful - Accent 6"/>
-    <w:basedOn w:val="11"/>
+    <w:basedOn w:val="719"/>
     <w:uiPriority w:val="99"/>
     <w:pPr>
       <w:pBdr/>
@@ -26461,9 +26749,9 @@
       </w:tcPr>
     </w:tblStylePr>
   </w:style>
-  <w:style w:type="table" w:styleId="110">
+  <w:style w:type="table" w:styleId="818">
     <w:name w:val="List Table 7 Colorful"/>
-    <w:basedOn w:val="11"/>
+    <w:basedOn w:val="719"/>
     <w:uiPriority w:val="99"/>
     <w:pPr>
       <w:pBdr/>
@@ -26562,11 +26850,11 @@
         <w:tblBorders/>
       </w:tblPr>
       <w:tcPr>
-        <w:shd w:color="ffffff"/>
+        <w:shd w:val="clear" w:color="ffffff"/>
         <w:tcBorders>
-          <w:top w:val="none"/>
-          <w:left w:val="none"/>
-          <w:bottom w:val="none"/>
+          <w:top w:val="none" w:color="000000" w:sz="4" w:space="0"/>
+          <w:left w:val="none" w:color="000000" w:sz="4" w:space="0"/>
+          <w:bottom w:val="none" w:color="000000" w:sz="4" w:space="0"/>
           <w:right w:val="single" w:color="000000" w:themeColor="text1" w:themeTint="80" w:sz="4" w:space="0"/>
         </w:tcBorders>
       </w:tcPr>
@@ -26589,10 +26877,10 @@
       <w:tcPr>
         <w:shd w:val="clear" w:color="ffffff" w:themeColor="light1" w:fill="ffffff" w:themeFill="light1"/>
         <w:tcBorders>
-          <w:top w:val="none"/>
-          <w:left w:val="none"/>
+          <w:top w:val="none" w:color="000000" w:sz="4" w:space="0"/>
+          <w:left w:val="none" w:color="000000" w:sz="4" w:space="0"/>
           <w:bottom w:val="single" w:color="000000" w:themeColor="text1" w:themeTint="80" w:sz="4" w:space="0"/>
-          <w:right w:val="none"/>
+          <w:right w:val="none" w:color="000000" w:sz="4" w:space="0"/>
         </w:tcBorders>
       </w:tcPr>
     </w:tblStylePr>
@@ -26612,12 +26900,12 @@
         <w:tblBorders/>
       </w:tblPr>
       <w:tcPr>
-        <w:shd w:color="ffffff"/>
+        <w:shd w:val="clear" w:color="ffffff"/>
         <w:tcBorders>
-          <w:top w:val="none"/>
+          <w:top w:val="none" w:color="000000" w:sz="4" w:space="0"/>
           <w:left w:val="single" w:color="000000" w:themeColor="text1" w:themeTint="80" w:sz="4" w:space="0"/>
-          <w:bottom w:val="none"/>
-          <w:right w:val="none"/>
+          <w:bottom w:val="none" w:color="000000" w:sz="4" w:space="0"/>
+          <w:right w:val="none" w:color="000000" w:sz="4" w:space="0"/>
         </w:tcBorders>
       </w:tcPr>
     </w:tblStylePr>
@@ -26640,9 +26928,9 @@
         <w:shd w:val="clear" w:color="ffffff" w:themeColor="light1" w:fill="ffffff" w:themeFill="light1"/>
         <w:tcBorders>
           <w:top w:val="single" w:color="000000" w:themeColor="text1" w:themeTint="80" w:sz="4" w:space="0"/>
-          <w:left w:val="none"/>
-          <w:bottom w:val="none"/>
-          <w:right w:val="none"/>
+          <w:left w:val="none" w:color="000000" w:sz="4" w:space="0"/>
+          <w:bottom w:val="none" w:color="000000" w:sz="4" w:space="0"/>
+          <w:right w:val="none" w:color="000000" w:sz="4" w:space="0"/>
         </w:tcBorders>
       </w:tcPr>
     </w:tblStylePr>
@@ -26717,9 +27005,9 @@
       </w:tcPr>
     </w:tblStylePr>
   </w:style>
-  <w:style w:type="table" w:styleId="111">
+  <w:style w:type="table" w:styleId="819">
     <w:name w:val="List Table 7 Colorful - Accent 1"/>
-    <w:basedOn w:val="11"/>
+    <w:basedOn w:val="719"/>
     <w:uiPriority w:val="99"/>
     <w:pPr>
       <w:pBdr/>
@@ -26818,11 +27106,11 @@
         <w:tblBorders/>
       </w:tblPr>
       <w:tcPr>
-        <w:shd w:color="ffffff"/>
+        <w:shd w:val="clear" w:color="ffffff"/>
         <w:tcBorders>
-          <w:top w:val="none"/>
-          <w:left w:val="none"/>
-          <w:bottom w:val="none"/>
+          <w:top w:val="none" w:color="000000" w:sz="4" w:space="0"/>
+          <w:left w:val="none" w:color="000000" w:sz="4" w:space="0"/>
+          <w:bottom w:val="none" w:color="000000" w:sz="4" w:space="0"/>
           <w:right w:val="single" w:color="000000" w:themeColor="accent1" w:sz="4" w:space="0"/>
         </w:tcBorders>
       </w:tcPr>
@@ -26845,10 +27133,10 @@
       <w:tcPr>
         <w:shd w:val="clear" w:color="ffffff" w:themeColor="light1" w:fill="ffffff" w:themeFill="light1"/>
         <w:tcBorders>
-          <w:top w:val="none"/>
-          <w:left w:val="none"/>
+          <w:top w:val="none" w:color="000000" w:sz="4" w:space="0"/>
+          <w:left w:val="none" w:color="000000" w:sz="4" w:space="0"/>
           <w:bottom w:val="single" w:color="000000" w:themeColor="accent1" w:sz="4" w:space="0"/>
-          <w:right w:val="none"/>
+          <w:right w:val="none" w:color="000000" w:sz="4" w:space="0"/>
         </w:tcBorders>
       </w:tcPr>
     </w:tblStylePr>
@@ -26868,12 +27156,12 @@
         <w:tblBorders/>
       </w:tblPr>
       <w:tcPr>
-        <w:shd w:color="ffffff"/>
+        <w:shd w:val="clear" w:color="ffffff"/>
         <w:tcBorders>
-          <w:top w:val="none"/>
+          <w:top w:val="none" w:color="000000" w:sz="4" w:space="0"/>
           <w:left w:val="single" w:color="000000" w:themeColor="accent1" w:sz="4" w:space="0"/>
-          <w:bottom w:val="none"/>
-          <w:right w:val="none"/>
+          <w:bottom w:val="none" w:color="000000" w:sz="4" w:space="0"/>
+          <w:right w:val="none" w:color="000000" w:sz="4" w:space="0"/>
         </w:tcBorders>
       </w:tcPr>
     </w:tblStylePr>
@@ -26896,9 +27184,9 @@
         <w:shd w:val="clear" w:color="ffffff" w:themeColor="light1" w:fill="ffffff" w:themeFill="light1"/>
         <w:tcBorders>
           <w:top w:val="single" w:color="000000" w:themeColor="accent1" w:sz="4" w:space="0"/>
-          <w:left w:val="none"/>
-          <w:bottom w:val="none"/>
-          <w:right w:val="none"/>
+          <w:left w:val="none" w:color="000000" w:sz="4" w:space="0"/>
+          <w:bottom w:val="none" w:color="000000" w:sz="4" w:space="0"/>
+          <w:right w:val="none" w:color="000000" w:sz="4" w:space="0"/>
         </w:tcBorders>
       </w:tcPr>
     </w:tblStylePr>
@@ -26973,9 +27261,9 @@
       </w:tcPr>
     </w:tblStylePr>
   </w:style>
-  <w:style w:type="table" w:styleId="112">
+  <w:style w:type="table" w:styleId="820">
     <w:name w:val="List Table 7 Colorful - Accent 2"/>
-    <w:basedOn w:val="11"/>
+    <w:basedOn w:val="719"/>
     <w:uiPriority w:val="99"/>
     <w:pPr>
       <w:pBdr/>
@@ -27074,11 +27362,11 @@
         <w:tblBorders/>
       </w:tblPr>
       <w:tcPr>
-        <w:shd w:color="ffffff"/>
+        <w:shd w:val="clear" w:color="ffffff"/>
         <w:tcBorders>
-          <w:top w:val="none"/>
-          <w:left w:val="none"/>
-          <w:bottom w:val="none"/>
+          <w:top w:val="none" w:color="000000" w:sz="4" w:space="0"/>
+          <w:left w:val="none" w:color="000000" w:sz="4" w:space="0"/>
+          <w:bottom w:val="none" w:color="000000" w:sz="4" w:space="0"/>
           <w:right w:val="single" w:color="000000" w:themeColor="accent2" w:themeTint="97" w:sz="4" w:space="0"/>
         </w:tcBorders>
       </w:tcPr>
@@ -27101,10 +27389,10 @@
       <w:tcPr>
         <w:shd w:val="clear" w:color="ffffff" w:themeColor="light1" w:fill="ffffff" w:themeFill="light1"/>
         <w:tcBorders>
-          <w:top w:val="none"/>
-          <w:left w:val="none"/>
+          <w:top w:val="none" w:color="000000" w:sz="4" w:space="0"/>
+          <w:left w:val="none" w:color="000000" w:sz="4" w:space="0"/>
           <w:bottom w:val="single" w:color="000000" w:themeColor="accent2" w:themeTint="97" w:sz="4" w:space="0"/>
-          <w:right w:val="none"/>
+          <w:right w:val="none" w:color="000000" w:sz="4" w:space="0"/>
         </w:tcBorders>
       </w:tcPr>
     </w:tblStylePr>
@@ -27124,12 +27412,12 @@
         <w:tblBorders/>
       </w:tblPr>
       <w:tcPr>
-        <w:shd w:color="ffffff"/>
+        <w:shd w:val="clear" w:color="ffffff"/>
         <w:tcBorders>
-          <w:top w:val="none"/>
+          <w:top w:val="none" w:color="000000" w:sz="4" w:space="0"/>
           <w:left w:val="single" w:color="000000" w:themeColor="accent2" w:themeTint="97" w:sz="4" w:space="0"/>
-          <w:bottom w:val="none"/>
-          <w:right w:val="none"/>
+          <w:bottom w:val="none" w:color="000000" w:sz="4" w:space="0"/>
+          <w:right w:val="none" w:color="000000" w:sz="4" w:space="0"/>
         </w:tcBorders>
       </w:tcPr>
     </w:tblStylePr>
@@ -27152,9 +27440,9 @@
         <w:shd w:val="clear" w:color="ffffff" w:themeColor="light1" w:fill="ffffff" w:themeFill="light1"/>
         <w:tcBorders>
           <w:top w:val="single" w:color="000000" w:themeColor="accent2" w:themeTint="97" w:sz="4" w:space="0"/>
-          <w:left w:val="none"/>
-          <w:bottom w:val="none"/>
-          <w:right w:val="none"/>
+          <w:left w:val="none" w:color="000000" w:sz="4" w:space="0"/>
+          <w:bottom w:val="none" w:color="000000" w:sz="4" w:space="0"/>
+          <w:right w:val="none" w:color="000000" w:sz="4" w:space="0"/>
         </w:tcBorders>
       </w:tcPr>
     </w:tblStylePr>
@@ -27229,9 +27517,9 @@
       </w:tcPr>
     </w:tblStylePr>
   </w:style>
-  <w:style w:type="table" w:styleId="113">
+  <w:style w:type="table" w:styleId="821">
     <w:name w:val="List Table 7 Colorful - Accent 3"/>
-    <w:basedOn w:val="11"/>
+    <w:basedOn w:val="719"/>
     <w:uiPriority w:val="99"/>
     <w:pPr>
       <w:pBdr/>
@@ -27330,11 +27618,11 @@
         <w:tblBorders/>
       </w:tblPr>
       <w:tcPr>
-        <w:shd w:color="ffffff"/>
+        <w:shd w:val="clear" w:color="ffffff"/>
         <w:tcBorders>
-          <w:top w:val="none"/>
-          <w:left w:val="none"/>
-          <w:bottom w:val="none"/>
+          <w:top w:val="none" w:color="000000" w:sz="4" w:space="0"/>
+          <w:left w:val="none" w:color="000000" w:sz="4" w:space="0"/>
+          <w:bottom w:val="none" w:color="000000" w:sz="4" w:space="0"/>
           <w:right w:val="single" w:color="000000" w:themeColor="accent3" w:themeTint="98" w:sz="4" w:space="0"/>
         </w:tcBorders>
       </w:tcPr>
@@ -27357,10 +27645,10 @@
       <w:tcPr>
         <w:shd w:val="clear" w:color="ffffff" w:themeColor="light1" w:fill="ffffff" w:themeFill="light1"/>
         <w:tcBorders>
-          <w:top w:val="none"/>
-          <w:left w:val="none"/>
+          <w:top w:val="none" w:color="000000" w:sz="4" w:space="0"/>
+          <w:left w:val="none" w:color="000000" w:sz="4" w:space="0"/>
           <w:bottom w:val="single" w:color="000000" w:themeColor="accent3" w:themeTint="98" w:sz="4" w:space="0"/>
-          <w:right w:val="none"/>
+          <w:right w:val="none" w:color="000000" w:sz="4" w:space="0"/>
         </w:tcBorders>
       </w:tcPr>
     </w:tblStylePr>
@@ -27380,12 +27668,12 @@
         <w:tblBorders/>
       </w:tblPr>
       <w:tcPr>
-        <w:shd w:color="ffffff"/>
+        <w:shd w:val="clear" w:color="ffffff"/>
         <w:tcBorders>
-          <w:top w:val="none"/>
+          <w:top w:val="none" w:color="000000" w:sz="4" w:space="0"/>
           <w:left w:val="single" w:color="000000" w:themeColor="accent3" w:themeTint="98" w:sz="4" w:space="0"/>
-          <w:bottom w:val="none"/>
-          <w:right w:val="none"/>
+          <w:bottom w:val="none" w:color="000000" w:sz="4" w:space="0"/>
+          <w:right w:val="none" w:color="000000" w:sz="4" w:space="0"/>
         </w:tcBorders>
       </w:tcPr>
     </w:tblStylePr>
@@ -27408,9 +27696,9 @@
         <w:shd w:val="clear" w:color="ffffff" w:themeColor="light1" w:fill="ffffff" w:themeFill="light1"/>
         <w:tcBorders>
           <w:top w:val="single" w:color="000000" w:themeColor="accent3" w:themeTint="98" w:sz="4" w:space="0"/>
-          <w:left w:val="none"/>
-          <w:bottom w:val="none"/>
-          <w:right w:val="none"/>
+          <w:left w:val="none" w:color="000000" w:sz="4" w:space="0"/>
+          <w:bottom w:val="none" w:color="000000" w:sz="4" w:space="0"/>
+          <w:right w:val="none" w:color="000000" w:sz="4" w:space="0"/>
         </w:tcBorders>
       </w:tcPr>
     </w:tblStylePr>
@@ -27485,9 +27773,9 @@
       </w:tcPr>
     </w:tblStylePr>
   </w:style>
-  <w:style w:type="table" w:styleId="114">
+  <w:style w:type="table" w:styleId="822">
     <w:name w:val="List Table 7 Colorful - Accent 4"/>
-    <w:basedOn w:val="11"/>
+    <w:basedOn w:val="719"/>
     <w:uiPriority w:val="99"/>
     <w:pPr>
       <w:pBdr/>
@@ -27586,11 +27874,11 @@
         <w:tblBorders/>
       </w:tblPr>
       <w:tcPr>
-        <w:shd w:color="ffffff"/>
+        <w:shd w:val="clear" w:color="ffffff"/>
         <w:tcBorders>
-          <w:top w:val="none"/>
-          <w:left w:val="none"/>
-          <w:bottom w:val="none"/>
+          <w:top w:val="none" w:color="000000" w:sz="4" w:space="0"/>
+          <w:left w:val="none" w:color="000000" w:sz="4" w:space="0"/>
+          <w:bottom w:val="none" w:color="000000" w:sz="4" w:space="0"/>
           <w:right w:val="single" w:color="000000" w:themeColor="accent4" w:themeTint="9A" w:sz="4" w:space="0"/>
         </w:tcBorders>
       </w:tcPr>
@@ -27613,10 +27901,10 @@
       <w:tcPr>
         <w:shd w:val="clear" w:color="ffffff" w:themeColor="light1" w:fill="ffffff" w:themeFill="light1"/>
         <w:tcBorders>
-          <w:top w:val="none"/>
-          <w:left w:val="none"/>
+          <w:top w:val="none" w:color="000000" w:sz="4" w:space="0"/>
+          <w:left w:val="none" w:color="000000" w:sz="4" w:space="0"/>
           <w:bottom w:val="single" w:color="000000" w:themeColor="accent4" w:themeTint="9A" w:sz="4" w:space="0"/>
-          <w:right w:val="none"/>
+          <w:right w:val="none" w:color="000000" w:sz="4" w:space="0"/>
         </w:tcBorders>
       </w:tcPr>
     </w:tblStylePr>
@@ -27636,12 +27924,12 @@
         <w:tblBorders/>
       </w:tblPr>
       <w:tcPr>
-        <w:shd w:color="ffffff"/>
+        <w:shd w:val="clear" w:color="ffffff"/>
         <w:tcBorders>
-          <w:top w:val="none"/>
+          <w:top w:val="none" w:color="000000" w:sz="4" w:space="0"/>
           <w:left w:val="single" w:color="000000" w:themeColor="accent4" w:themeTint="9A" w:sz="4" w:space="0"/>
-          <w:bottom w:val="none"/>
-          <w:right w:val="none"/>
+          <w:bottom w:val="none" w:color="000000" w:sz="4" w:space="0"/>
+          <w:right w:val="none" w:color="000000" w:sz="4" w:space="0"/>
         </w:tcBorders>
       </w:tcPr>
     </w:tblStylePr>
@@ -27664,9 +27952,9 @@
         <w:shd w:val="clear" w:color="ffffff" w:themeColor="light1" w:fill="ffffff" w:themeFill="light1"/>
         <w:tcBorders>
           <w:top w:val="single" w:color="000000" w:themeColor="accent4" w:themeTint="9A" w:sz="4" w:space="0"/>
-          <w:left w:val="none"/>
-          <w:bottom w:val="none"/>
-          <w:right w:val="none"/>
+          <w:left w:val="none" w:color="000000" w:sz="4" w:space="0"/>
+          <w:bottom w:val="none" w:color="000000" w:sz="4" w:space="0"/>
+          <w:right w:val="none" w:color="000000" w:sz="4" w:space="0"/>
         </w:tcBorders>
       </w:tcPr>
     </w:tblStylePr>
@@ -27741,9 +28029,9 @@
       </w:tcPr>
     </w:tblStylePr>
   </w:style>
-  <w:style w:type="table" w:styleId="115">
+  <w:style w:type="table" w:styleId="823">
     <w:name w:val="List Table 7 Colorful - Accent 5"/>
-    <w:basedOn w:val="11"/>
+    <w:basedOn w:val="719"/>
     <w:uiPriority w:val="99"/>
     <w:pPr>
       <w:pBdr/>
@@ -27842,11 +28130,11 @@
         <w:tblBorders/>
       </w:tblPr>
       <w:tcPr>
-        <w:shd w:color="ffffff"/>
+        <w:shd w:val="clear" w:color="ffffff"/>
         <w:tcBorders>
-          <w:top w:val="none"/>
-          <w:left w:val="none"/>
-          <w:bottom w:val="none"/>
+          <w:top w:val="none" w:color="000000" w:sz="4" w:space="0"/>
+          <w:left w:val="none" w:color="000000" w:sz="4" w:space="0"/>
+          <w:bottom w:val="none" w:color="000000" w:sz="4" w:space="0"/>
           <w:right w:val="single" w:color="000000" w:themeColor="accent5" w:themeTint="9A" w:sz="4" w:space="0"/>
         </w:tcBorders>
       </w:tcPr>
@@ -27869,10 +28157,10 @@
       <w:tcPr>
         <w:shd w:val="clear" w:color="ffffff" w:themeColor="light1" w:fill="ffffff" w:themeFill="light1"/>
         <w:tcBorders>
-          <w:top w:val="none"/>
-          <w:left w:val="none"/>
+          <w:top w:val="none" w:color="000000" w:sz="4" w:space="0"/>
+          <w:left w:val="none" w:color="000000" w:sz="4" w:space="0"/>
           <w:bottom w:val="single" w:color="000000" w:themeColor="accent5" w:themeTint="9A" w:sz="4" w:space="0"/>
-          <w:right w:val="none"/>
+          <w:right w:val="none" w:color="000000" w:sz="4" w:space="0"/>
         </w:tcBorders>
       </w:tcPr>
     </w:tblStylePr>
@@ -27892,12 +28180,12 @@
         <w:tblBorders/>
       </w:tblPr>
       <w:tcPr>
-        <w:shd w:color="ffffff"/>
+        <w:shd w:val="clear" w:color="ffffff"/>
         <w:tcBorders>
-          <w:top w:val="none"/>
+          <w:top w:val="none" w:color="000000" w:sz="4" w:space="0"/>
           <w:left w:val="single" w:color="000000" w:themeColor="accent5" w:themeTint="9A" w:sz="4" w:space="0"/>
-          <w:bottom w:val="none"/>
-          <w:right w:val="none"/>
+          <w:bottom w:val="none" w:color="000000" w:sz="4" w:space="0"/>
+          <w:right w:val="none" w:color="000000" w:sz="4" w:space="0"/>
         </w:tcBorders>
       </w:tcPr>
     </w:tblStylePr>
@@ -27920,9 +28208,9 @@
         <w:shd w:val="clear" w:color="ffffff" w:themeColor="light1" w:fill="ffffff" w:themeFill="light1"/>
         <w:tcBorders>
           <w:top w:val="single" w:color="000000" w:themeColor="accent5" w:themeTint="9A" w:sz="4" w:space="0"/>
-          <w:left w:val="none"/>
-          <w:bottom w:val="none"/>
-          <w:right w:val="none"/>
+          <w:left w:val="none" w:color="000000" w:sz="4" w:space="0"/>
+          <w:bottom w:val="none" w:color="000000" w:sz="4" w:space="0"/>
+          <w:right w:val="none" w:color="000000" w:sz="4" w:space="0"/>
         </w:tcBorders>
       </w:tcPr>
     </w:tblStylePr>
@@ -27997,9 +28285,9 @@
       </w:tcPr>
     </w:tblStylePr>
   </w:style>
-  <w:style w:type="table" w:styleId="116">
+  <w:style w:type="table" w:styleId="824">
     <w:name w:val="List Table 7 Colorful - Accent 6"/>
-    <w:basedOn w:val="11"/>
+    <w:basedOn w:val="719"/>
     <w:uiPriority w:val="99"/>
     <w:pPr>
       <w:pBdr/>
@@ -28098,11 +28386,11 @@
         <w:tblBorders/>
       </w:tblPr>
       <w:tcPr>
-        <w:shd w:color="ffffff"/>
+        <w:shd w:val="clear" w:color="ffffff"/>
         <w:tcBorders>
-          <w:top w:val="none"/>
-          <w:left w:val="none"/>
-          <w:bottom w:val="none"/>
+          <w:top w:val="none" w:color="000000" w:sz="4" w:space="0"/>
+          <w:left w:val="none" w:color="000000" w:sz="4" w:space="0"/>
+          <w:bottom w:val="none" w:color="000000" w:sz="4" w:space="0"/>
           <w:right w:val="single" w:color="000000" w:themeColor="accent6" w:themeTint="98" w:sz="4" w:space="0"/>
         </w:tcBorders>
       </w:tcPr>
@@ -28125,10 +28413,10 @@
       <w:tcPr>
         <w:shd w:val="clear" w:color="ffffff" w:themeColor="light1" w:fill="ffffff" w:themeFill="light1"/>
         <w:tcBorders>
-          <w:top w:val="none"/>
-          <w:left w:val="none"/>
+          <w:top w:val="none" w:color="000000" w:sz="4" w:space="0"/>
+          <w:left w:val="none" w:color="000000" w:sz="4" w:space="0"/>
           <w:bottom w:val="single" w:color="000000" w:themeColor="accent6" w:themeTint="98" w:sz="4" w:space="0"/>
-          <w:right w:val="none"/>
+          <w:right w:val="none" w:color="000000" w:sz="4" w:space="0"/>
         </w:tcBorders>
       </w:tcPr>
     </w:tblStylePr>
@@ -28148,12 +28436,12 @@
         <w:tblBorders/>
       </w:tblPr>
       <w:tcPr>
-        <w:shd w:color="ffffff"/>
+        <w:shd w:val="clear" w:color="ffffff"/>
         <w:tcBorders>
-          <w:top w:val="none"/>
+          <w:top w:val="none" w:color="000000" w:sz="4" w:space="0"/>
           <w:left w:val="single" w:color="000000" w:themeColor="accent6" w:themeTint="98" w:sz="4" w:space="0"/>
-          <w:bottom w:val="none"/>
-          <w:right w:val="none"/>
+          <w:bottom w:val="none" w:color="000000" w:sz="4" w:space="0"/>
+          <w:right w:val="none" w:color="000000" w:sz="4" w:space="0"/>
         </w:tcBorders>
       </w:tcPr>
     </w:tblStylePr>
@@ -28176,9 +28464,9 @@
         <w:shd w:val="clear" w:color="ffffff" w:themeColor="light1" w:fill="ffffff" w:themeFill="light1"/>
         <w:tcBorders>
           <w:top w:val="single" w:color="000000" w:themeColor="accent6" w:themeTint="98" w:sz="4" w:space="0"/>
-          <w:left w:val="none"/>
-          <w:bottom w:val="none"/>
-          <w:right w:val="none"/>
+          <w:left w:val="none" w:color="000000" w:sz="4" w:space="0"/>
+          <w:bottom w:val="none" w:color="000000" w:sz="4" w:space="0"/>
+          <w:right w:val="none" w:color="000000" w:sz="4" w:space="0"/>
         </w:tcBorders>
       </w:tcPr>
     </w:tblStylePr>
@@ -28253,9 +28541,9 @@
       </w:tcPr>
     </w:tblStylePr>
   </w:style>
-  <w:style w:type="table" w:styleId="117">
+  <w:style w:type="table" w:styleId="825">
     <w:name w:val="Lined - Accent"/>
-    <w:basedOn w:val="11"/>
+    <w:basedOn w:val="719"/>
     <w:uiPriority w:val="99"/>
     <w:pPr>
       <w:pBdr/>
@@ -28490,9 +28778,9 @@
       </w:tcPr>
     </w:tblStylePr>
   </w:style>
-  <w:style w:type="table" w:styleId="118">
+  <w:style w:type="table" w:styleId="826">
     <w:name w:val="Lined - Accent 1"/>
-    <w:basedOn w:val="11"/>
+    <w:basedOn w:val="719"/>
     <w:uiPriority w:val="99"/>
     <w:pPr>
       <w:pBdr/>
@@ -28727,9 +29015,9 @@
       </w:tcPr>
     </w:tblStylePr>
   </w:style>
-  <w:style w:type="table" w:styleId="119">
+  <w:style w:type="table" w:styleId="827">
     <w:name w:val="Lined - Accent 2"/>
-    <w:basedOn w:val="11"/>
+    <w:basedOn w:val="719"/>
     <w:uiPriority w:val="99"/>
     <w:pPr>
       <w:pBdr/>
@@ -28964,9 +29252,9 @@
       </w:tcPr>
     </w:tblStylePr>
   </w:style>
-  <w:style w:type="table" w:styleId="120">
+  <w:style w:type="table" w:styleId="828">
     <w:name w:val="Lined - Accent 3"/>
-    <w:basedOn w:val="11"/>
+    <w:basedOn w:val="719"/>
     <w:uiPriority w:val="99"/>
     <w:pPr>
       <w:pBdr/>
@@ -29201,9 +29489,9 @@
       </w:tcPr>
     </w:tblStylePr>
   </w:style>
-  <w:style w:type="table" w:styleId="121">
+  <w:style w:type="table" w:styleId="829">
     <w:name w:val="Lined - Accent 4"/>
-    <w:basedOn w:val="11"/>
+    <w:basedOn w:val="719"/>
     <w:uiPriority w:val="99"/>
     <w:pPr>
       <w:pBdr/>
@@ -29438,9 +29726,9 @@
       </w:tcPr>
     </w:tblStylePr>
   </w:style>
-  <w:style w:type="table" w:styleId="122">
+  <w:style w:type="table" w:styleId="830">
     <w:name w:val="Lined - Accent 5"/>
-    <w:basedOn w:val="11"/>
+    <w:basedOn w:val="719"/>
     <w:uiPriority w:val="99"/>
     <w:pPr>
       <w:pBdr/>
@@ -29675,9 +29963,9 @@
       </w:tcPr>
     </w:tblStylePr>
   </w:style>
-  <w:style w:type="table" w:styleId="123">
+  <w:style w:type="table" w:styleId="831">
     <w:name w:val="Lined - Accent 6"/>
-    <w:basedOn w:val="11"/>
+    <w:basedOn w:val="719"/>
     <w:uiPriority w:val="99"/>
     <w:pPr>
       <w:pBdr/>
@@ -29912,9 +30200,9 @@
       </w:tcPr>
     </w:tblStylePr>
   </w:style>
-  <w:style w:type="table" w:styleId="124">
+  <w:style w:type="table" w:styleId="832">
     <w:name w:val="Bordered &amp; Lined - Accent"/>
-    <w:basedOn w:val="11"/>
+    <w:basedOn w:val="719"/>
     <w:uiPriority w:val="99"/>
     <w:pPr>
       <w:pBdr/>
@@ -30156,9 +30444,9 @@
       </w:tcPr>
     </w:tblStylePr>
   </w:style>
-  <w:style w:type="table" w:styleId="125">
+  <w:style w:type="table" w:styleId="833">
     <w:name w:val="Bordered &amp; Lined - Accent 1"/>
-    <w:basedOn w:val="11"/>
+    <w:basedOn w:val="719"/>
     <w:uiPriority w:val="99"/>
     <w:pPr>
       <w:pBdr/>
@@ -30400,9 +30688,9 @@
       </w:tcPr>
     </w:tblStylePr>
   </w:style>
-  <w:style w:type="table" w:styleId="126">
+  <w:style w:type="table" w:styleId="834">
     <w:name w:val="Bordered &amp; Lined - Accent 2"/>
-    <w:basedOn w:val="11"/>
+    <w:basedOn w:val="719"/>
     <w:uiPriority w:val="99"/>
     <w:pPr>
       <w:pBdr/>
@@ -30644,9 +30932,9 @@
       </w:tcPr>
     </w:tblStylePr>
   </w:style>
-  <w:style w:type="table" w:styleId="127">
+  <w:style w:type="table" w:styleId="835">
     <w:name w:val="Bordered &amp; Lined - Accent 3"/>
-    <w:basedOn w:val="11"/>
+    <w:basedOn w:val="719"/>
     <w:uiPriority w:val="99"/>
     <w:pPr>
       <w:pBdr/>
@@ -30888,9 +31176,9 @@
       </w:tcPr>
     </w:tblStylePr>
   </w:style>
-  <w:style w:type="table" w:styleId="128">
+  <w:style w:type="table" w:styleId="836">
     <w:name w:val="Bordered &amp; Lined - Accent 4"/>
-    <w:basedOn w:val="11"/>
+    <w:basedOn w:val="719"/>
     <w:uiPriority w:val="99"/>
     <w:pPr>
       <w:pBdr/>
@@ -31132,9 +31420,9 @@
       </w:tcPr>
     </w:tblStylePr>
   </w:style>
-  <w:style w:type="table" w:styleId="129">
+  <w:style w:type="table" w:styleId="837">
     <w:name w:val="Bordered &amp; Lined - Accent 5"/>
-    <w:basedOn w:val="11"/>
+    <w:basedOn w:val="719"/>
     <w:uiPriority w:val="99"/>
     <w:pPr>
       <w:pBdr/>
@@ -31376,9 +31664,9 @@
       </w:tcPr>
     </w:tblStylePr>
   </w:style>
-  <w:style w:type="table" w:styleId="130">
+  <w:style w:type="table" w:styleId="838">
     <w:name w:val="Bordered &amp; Lined - Accent 6"/>
-    <w:basedOn w:val="11"/>
+    <w:basedOn w:val="719"/>
     <w:uiPriority w:val="99"/>
     <w:pPr>
       <w:pBdr/>
@@ -31620,9 +31908,9 @@
       </w:tcPr>
     </w:tblStylePr>
   </w:style>
-  <w:style w:type="table" w:styleId="131">
+  <w:style w:type="table" w:styleId="839">
     <w:name w:val="Bordered"/>
-    <w:basedOn w:val="11"/>
+    <w:basedOn w:val="719"/>
     <w:uiPriority w:val="99"/>
     <w:pPr>
       <w:pBdr/>
@@ -31851,9 +32139,9 @@
       </w:tcPr>
     </w:tblStylePr>
   </w:style>
-  <w:style w:type="table" w:styleId="132">
+  <w:style w:type="table" w:styleId="840">
     <w:name w:val="Bordered - Accent 1"/>
-    <w:basedOn w:val="11"/>
+    <w:basedOn w:val="719"/>
     <w:uiPriority w:val="99"/>
     <w:pPr>
       <w:pBdr/>
@@ -32082,9 +32370,9 @@
       </w:tcPr>
     </w:tblStylePr>
   </w:style>
-  <w:style w:type="table" w:styleId="133">
+  <w:style w:type="table" w:styleId="841">
     <w:name w:val="Bordered - Accent 2"/>
-    <w:basedOn w:val="11"/>
+    <w:basedOn w:val="719"/>
     <w:uiPriority w:val="99"/>
     <w:pPr>
       <w:pBdr/>
@@ -32313,9 +32601,9 @@
       </w:tcPr>
     </w:tblStylePr>
   </w:style>
-  <w:style w:type="table" w:styleId="134">
+  <w:style w:type="table" w:styleId="842">
     <w:name w:val="Bordered - Accent 3"/>
-    <w:basedOn w:val="11"/>
+    <w:basedOn w:val="719"/>
     <w:uiPriority w:val="99"/>
     <w:pPr>
       <w:pBdr/>
@@ -32544,9 +32832,9 @@
       </w:tcPr>
     </w:tblStylePr>
   </w:style>
-  <w:style w:type="table" w:styleId="135">
+  <w:style w:type="table" w:styleId="843">
     <w:name w:val="Bordered - Accent 4"/>
-    <w:basedOn w:val="11"/>
+    <w:basedOn w:val="719"/>
     <w:uiPriority w:val="99"/>
     <w:pPr>
       <w:pBdr/>
@@ -32775,9 +33063,9 @@
       </w:tcPr>
     </w:tblStylePr>
   </w:style>
-  <w:style w:type="table" w:styleId="136">
+  <w:style w:type="table" w:styleId="844">
     <w:name w:val="Bordered - Accent 5"/>
-    <w:basedOn w:val="11"/>
+    <w:basedOn w:val="719"/>
     <w:uiPriority w:val="99"/>
     <w:pPr>
       <w:pBdr/>
@@ -33006,9 +33294,9 @@
       </w:tcPr>
     </w:tblStylePr>
   </w:style>
-  <w:style w:type="table" w:styleId="137">
+  <w:style w:type="table" w:styleId="845">
     <w:name w:val="Bordered - Accent 6"/>
-    <w:basedOn w:val="11"/>
+    <w:basedOn w:val="719"/>
     <w:uiPriority w:val="99"/>
     <w:pPr>
       <w:pBdr/>
@@ -33237,11 +33525,11 @@
       </w:tcPr>
     </w:tblStylePr>
   </w:style>
-  <w:style w:type="paragraph" w:styleId="145">
+  <w:style w:type="paragraph" w:styleId="846">
     <w:name w:val="Heading 7"/>
-    <w:basedOn w:val="678"/>
-    <w:next w:val="678"/>
-    <w:link w:val="156"/>
+    <w:basedOn w:val="901"/>
+    <w:next w:val="901"/>
+    <w:link w:val="857"/>
     <w:uiPriority w:val="9"/>
     <w:unhideWhenUsed/>
     <w:qFormat/>
@@ -33258,11 +33546,11 @@
       <w:color w:val="595959" w:themeColor="text1" w:themeTint="A6"/>
     </w:rPr>
   </w:style>
-  <w:style w:type="paragraph" w:styleId="146">
+  <w:style w:type="paragraph" w:styleId="847">
     <w:name w:val="Heading 8"/>
-    <w:basedOn w:val="678"/>
-    <w:next w:val="678"/>
-    <w:link w:val="157"/>
+    <w:basedOn w:val="901"/>
+    <w:next w:val="901"/>
+    <w:link w:val="858"/>
     <w:uiPriority w:val="9"/>
     <w:unhideWhenUsed/>
     <w:qFormat/>
@@ -33281,11 +33569,11 @@
       <w:color w:val="272727" w:themeColor="text1" w:themeTint="D8"/>
     </w:rPr>
   </w:style>
-  <w:style w:type="paragraph" w:styleId="147">
+  <w:style w:type="paragraph" w:styleId="848">
     <w:name w:val="Heading 9"/>
-    <w:basedOn w:val="678"/>
-    <w:next w:val="678"/>
-    <w:link w:val="158"/>
+    <w:basedOn w:val="901"/>
+    <w:next w:val="901"/>
+    <w:link w:val="859"/>
     <w:uiPriority w:val="9"/>
     <w:unhideWhenUsed/>
     <w:qFormat/>
@@ -33304,7 +33592,7 @@
       <w:color w:val="272727" w:themeColor="text1" w:themeTint="D8"/>
     </w:rPr>
   </w:style>
-  <w:style w:type="character" w:styleId="148" w:default="1">
+  <w:style w:type="character" w:styleId="849" w:default="1">
     <w:name w:val="Default Paragraph Font"/>
     <w:uiPriority w:val="1"/>
     <w:semiHidden/>
@@ -33315,7 +33603,7 @@
       <w:ind/>
     </w:pPr>
   </w:style>
-  <w:style w:type="numbering" w:styleId="149" w:default="1">
+  <w:style w:type="numbering" w:styleId="850" w:default="1">
     <w:name w:val="No List"/>
     <w:uiPriority w:val="99"/>
     <w:semiHidden/>
@@ -33326,10 +33614,10 @@
       <w:ind/>
     </w:pPr>
   </w:style>
-  <w:style w:type="character" w:styleId="150">
+  <w:style w:type="character" w:styleId="851">
     <w:name w:val="Heading 1 Char"/>
-    <w:basedOn w:val="148"/>
-    <w:link w:val="679"/>
+    <w:basedOn w:val="849"/>
+    <w:link w:val="902"/>
     <w:uiPriority w:val="9"/>
     <w:pPr>
       <w:pBdr/>
@@ -33343,10 +33631,10 @@
       <w:szCs w:val="40"/>
     </w:rPr>
   </w:style>
-  <w:style w:type="character" w:styleId="151">
+  <w:style w:type="character" w:styleId="852">
     <w:name w:val="Heading 2 Char"/>
-    <w:basedOn w:val="148"/>
-    <w:link w:val="680"/>
+    <w:basedOn w:val="849"/>
+    <w:link w:val="903"/>
     <w:uiPriority w:val="9"/>
     <w:pPr>
       <w:pBdr/>
@@ -33360,10 +33648,10 @@
       <w:szCs w:val="32"/>
     </w:rPr>
   </w:style>
-  <w:style w:type="character" w:styleId="152">
+  <w:style w:type="character" w:styleId="853">
     <w:name w:val="Heading 3 Char"/>
-    <w:basedOn w:val="148"/>
-    <w:link w:val="681"/>
+    <w:basedOn w:val="849"/>
+    <w:link w:val="904"/>
     <w:uiPriority w:val="9"/>
     <w:pPr>
       <w:pBdr/>
@@ -33377,10 +33665,10 @@
       <w:szCs w:val="28"/>
     </w:rPr>
   </w:style>
-  <w:style w:type="character" w:styleId="153">
+  <w:style w:type="character" w:styleId="854">
     <w:name w:val="Heading 4 Char"/>
-    <w:basedOn w:val="148"/>
-    <w:link w:val="682"/>
+    <w:basedOn w:val="849"/>
+    <w:link w:val="905"/>
     <w:uiPriority w:val="9"/>
     <w:pPr>
       <w:pBdr/>
@@ -33394,10 +33682,10 @@
       <w:color w:val="0f4761" w:themeColor="accent1" w:themeShade="BF"/>
     </w:rPr>
   </w:style>
-  <w:style w:type="character" w:styleId="154">
+  <w:style w:type="character" w:styleId="855">
     <w:name w:val="Heading 5 Char"/>
-    <w:basedOn w:val="148"/>
-    <w:link w:val="683"/>
+    <w:basedOn w:val="849"/>
+    <w:link w:val="906"/>
     <w:uiPriority w:val="9"/>
     <w:pPr>
       <w:pBdr/>
@@ -33409,10 +33697,10 @@
       <w:color w:val="0f4761" w:themeColor="accent1" w:themeShade="BF"/>
     </w:rPr>
   </w:style>
-  <w:style w:type="character" w:styleId="155">
+  <w:style w:type="character" w:styleId="856">
     <w:name w:val="Heading 6 Char"/>
-    <w:basedOn w:val="148"/>
-    <w:link w:val="684"/>
+    <w:basedOn w:val="849"/>
+    <w:link w:val="907"/>
     <w:uiPriority w:val="9"/>
     <w:pPr>
       <w:pBdr/>
@@ -33426,10 +33714,10 @@
       <w:color w:val="595959" w:themeColor="text1" w:themeTint="A6"/>
     </w:rPr>
   </w:style>
-  <w:style w:type="character" w:styleId="156">
+  <w:style w:type="character" w:styleId="857">
     <w:name w:val="Heading 7 Char"/>
-    <w:basedOn w:val="148"/>
-    <w:link w:val="145"/>
+    <w:basedOn w:val="849"/>
+    <w:link w:val="846"/>
     <w:uiPriority w:val="9"/>
     <w:pPr>
       <w:pBdr/>
@@ -33441,10 +33729,10 @@
       <w:color w:val="595959" w:themeColor="text1" w:themeTint="A6"/>
     </w:rPr>
   </w:style>
-  <w:style w:type="character" w:styleId="157">
+  <w:style w:type="character" w:styleId="858">
     <w:name w:val="Heading 8 Char"/>
-    <w:basedOn w:val="148"/>
-    <w:link w:val="146"/>
+    <w:basedOn w:val="849"/>
+    <w:link w:val="847"/>
     <w:uiPriority w:val="9"/>
     <w:pPr>
       <w:pBdr/>
@@ -33458,10 +33746,10 @@
       <w:color w:val="272727" w:themeColor="text1" w:themeTint="D8"/>
     </w:rPr>
   </w:style>
-  <w:style w:type="character" w:styleId="158">
+  <w:style w:type="character" w:styleId="859">
     <w:name w:val="Heading 9 Char"/>
-    <w:basedOn w:val="148"/>
-    <w:link w:val="147"/>
+    <w:basedOn w:val="849"/>
+    <w:link w:val="848"/>
     <w:uiPriority w:val="9"/>
     <w:pPr>
       <w:pBdr/>
@@ -33475,10 +33763,10 @@
       <w:color w:val="272727" w:themeColor="text1" w:themeTint="D8"/>
     </w:rPr>
   </w:style>
-  <w:style w:type="character" w:styleId="160">
+  <w:style w:type="character" w:styleId="860">
     <w:name w:val="Title Char"/>
-    <w:basedOn w:val="148"/>
-    <w:link w:val="685"/>
+    <w:basedOn w:val="849"/>
+    <w:link w:val="908"/>
     <w:uiPriority w:val="10"/>
     <w:pPr>
       <w:pBdr/>
@@ -33492,10 +33780,10 @@
       <w:szCs w:val="56"/>
     </w:rPr>
   </w:style>
-  <w:style w:type="character" w:styleId="162">
+  <w:style w:type="character" w:styleId="861">
     <w:name w:val="Subtitle Char"/>
-    <w:basedOn w:val="148"/>
-    <w:link w:val="686"/>
+    <w:basedOn w:val="849"/>
+    <w:link w:val="909"/>
     <w:uiPriority w:val="11"/>
     <w:pPr>
       <w:pBdr/>
@@ -33509,11 +33797,11 @@
       <w:szCs w:val="28"/>
     </w:rPr>
   </w:style>
-  <w:style w:type="paragraph" w:styleId="163">
+  <w:style w:type="paragraph" w:styleId="862">
     <w:name w:val="Quote"/>
-    <w:basedOn w:val="678"/>
-    <w:next w:val="678"/>
-    <w:link w:val="164"/>
+    <w:basedOn w:val="901"/>
+    <w:next w:val="901"/>
+    <w:link w:val="863"/>
     <w:uiPriority w:val="29"/>
     <w:qFormat/>
     <w:pPr>
@@ -33528,10 +33816,10 @@
       <w:color w:val="404040" w:themeColor="text1" w:themeTint="BF"/>
     </w:rPr>
   </w:style>
-  <w:style w:type="character" w:styleId="164">
+  <w:style w:type="character" w:styleId="863">
     <w:name w:val="Quote Char"/>
-    <w:basedOn w:val="148"/>
-    <w:link w:val="163"/>
+    <w:basedOn w:val="849"/>
+    <w:link w:val="862"/>
     <w:uiPriority w:val="29"/>
     <w:pPr>
       <w:pBdr/>
@@ -33544,9 +33832,9 @@
       <w:color w:val="404040" w:themeColor="text1" w:themeTint="BF"/>
     </w:rPr>
   </w:style>
-  <w:style w:type="paragraph" w:styleId="165">
+  <w:style w:type="paragraph" w:styleId="864">
     <w:name w:val="List Paragraph"/>
-    <w:basedOn w:val="678"/>
+    <w:basedOn w:val="901"/>
     <w:uiPriority w:val="34"/>
     <w:qFormat/>
     <w:pPr>
@@ -33556,9 +33844,9 @@
       <w:contextualSpacing w:val="true"/>
     </w:pPr>
   </w:style>
-  <w:style w:type="character" w:styleId="166">
+  <w:style w:type="character" w:styleId="865">
     <w:name w:val="Intense Emphasis"/>
-    <w:basedOn w:val="148"/>
+    <w:basedOn w:val="849"/>
     <w:uiPriority w:val="21"/>
     <w:qFormat/>
     <w:pPr>
@@ -33572,11 +33860,11 @@
       <w:color w:val="0f4761" w:themeColor="accent1" w:themeShade="BF"/>
     </w:rPr>
   </w:style>
-  <w:style w:type="paragraph" w:styleId="167">
+  <w:style w:type="paragraph" w:styleId="866">
     <w:name w:val="Intense Quote"/>
-    <w:basedOn w:val="678"/>
-    <w:next w:val="678"/>
-    <w:link w:val="168"/>
+    <w:basedOn w:val="901"/>
+    <w:next w:val="901"/>
+    <w:link w:val="867"/>
     <w:uiPriority w:val="30"/>
     <w:qFormat/>
     <w:pPr>
@@ -33594,10 +33882,10 @@
       <w:color w:val="0f4761" w:themeColor="accent1" w:themeShade="BF"/>
     </w:rPr>
   </w:style>
-  <w:style w:type="character" w:styleId="168">
+  <w:style w:type="character" w:styleId="867">
     <w:name w:val="Intense Quote Char"/>
-    <w:basedOn w:val="148"/>
-    <w:link w:val="167"/>
+    <w:basedOn w:val="849"/>
+    <w:link w:val="866"/>
     <w:uiPriority w:val="30"/>
     <w:pPr>
       <w:pBdr/>
@@ -33610,9 +33898,9 @@
       <w:color w:val="0f4761" w:themeColor="accent1" w:themeShade="BF"/>
     </w:rPr>
   </w:style>
-  <w:style w:type="character" w:styleId="169">
+  <w:style w:type="character" w:styleId="868">
     <w:name w:val="Intense Reference"/>
-    <w:basedOn w:val="148"/>
+    <w:basedOn w:val="849"/>
     <w:uiPriority w:val="32"/>
     <w:qFormat/>
     <w:pPr>
@@ -33628,9 +33916,9 @@
       <w:spacing w:val="5"/>
     </w:rPr>
   </w:style>
-  <w:style w:type="paragraph" w:styleId="170">
+  <w:style w:type="paragraph" w:styleId="869">
     <w:name w:val="No Spacing"/>
-    <w:basedOn w:val="678"/>
+    <w:basedOn w:val="901"/>
     <w:uiPriority w:val="1"/>
     <w:qFormat/>
     <w:pPr>
@@ -33639,9 +33927,9 @@
       <w:ind/>
     </w:pPr>
   </w:style>
-  <w:style w:type="character" w:styleId="171">
+  <w:style w:type="character" w:styleId="870">
     <w:name w:val="Subtle Emphasis"/>
-    <w:basedOn w:val="148"/>
+    <w:basedOn w:val="849"/>
     <w:uiPriority w:val="19"/>
     <w:qFormat/>
     <w:pPr>
@@ -33655,9 +33943,9 @@
       <w:color w:val="404040" w:themeColor="text1" w:themeTint="BF"/>
     </w:rPr>
   </w:style>
-  <w:style w:type="character" w:styleId="172">
+  <w:style w:type="character" w:styleId="871">
     <w:name w:val="Emphasis"/>
-    <w:basedOn w:val="148"/>
+    <w:basedOn w:val="849"/>
     <w:uiPriority w:val="20"/>
     <w:qFormat/>
     <w:pPr>
@@ -33670,9 +33958,9 @@
       <w:iCs/>
     </w:rPr>
   </w:style>
-  <w:style w:type="character" w:styleId="173">
+  <w:style w:type="character" w:styleId="872">
     <w:name w:val="Strong"/>
-    <w:basedOn w:val="148"/>
+    <w:basedOn w:val="849"/>
     <w:uiPriority w:val="22"/>
     <w:qFormat/>
     <w:pPr>
@@ -33685,9 +33973,9 @@
       <w:bCs/>
     </w:rPr>
   </w:style>
-  <w:style w:type="character" w:styleId="174">
+  <w:style w:type="character" w:styleId="873">
     <w:name w:val="Subtle Reference"/>
-    <w:basedOn w:val="148"/>
+    <w:basedOn w:val="849"/>
     <w:uiPriority w:val="31"/>
     <w:qFormat/>
     <w:pPr>
@@ -33700,9 +33988,9 @@
       <w:color w:val="5a5a5a" w:themeColor="text1" w:themeTint="A5"/>
     </w:rPr>
   </w:style>
-  <w:style w:type="character" w:styleId="175">
+  <w:style w:type="character" w:styleId="874">
     <w:name w:val="Book Title"/>
-    <w:basedOn w:val="148"/>
+    <w:basedOn w:val="849"/>
     <w:uiPriority w:val="33"/>
     <w:qFormat/>
     <w:pPr>
@@ -33718,10 +34006,10 @@
       <w:spacing w:val="5"/>
     </w:rPr>
   </w:style>
-  <w:style w:type="paragraph" w:styleId="176">
+  <w:style w:type="paragraph" w:styleId="875">
     <w:name w:val="Header"/>
-    <w:basedOn w:val="678"/>
-    <w:link w:val="177"/>
+    <w:basedOn w:val="901"/>
+    <w:link w:val="876"/>
     <w:uiPriority w:val="99"/>
     <w:unhideWhenUsed/>
     <w:pPr>
@@ -33734,10 +34022,10 @@
       <w:ind/>
     </w:pPr>
   </w:style>
-  <w:style w:type="character" w:styleId="177">
+  <w:style w:type="character" w:styleId="876">
     <w:name w:val="Header Char"/>
-    <w:basedOn w:val="148"/>
-    <w:link w:val="176"/>
+    <w:basedOn w:val="849"/>
+    <w:link w:val="875"/>
     <w:uiPriority w:val="99"/>
     <w:pPr>
       <w:pBdr/>
@@ -33745,10 +34033,10 @@
       <w:ind/>
     </w:pPr>
   </w:style>
-  <w:style w:type="paragraph" w:styleId="178">
+  <w:style w:type="paragraph" w:styleId="877">
     <w:name w:val="Footer"/>
-    <w:basedOn w:val="678"/>
-    <w:link w:val="179"/>
+    <w:basedOn w:val="901"/>
+    <w:link w:val="878"/>
     <w:uiPriority w:val="99"/>
     <w:unhideWhenUsed/>
     <w:pPr>
@@ -33761,10 +34049,10 @@
       <w:ind/>
     </w:pPr>
   </w:style>
-  <w:style w:type="character" w:styleId="179">
+  <w:style w:type="character" w:styleId="878">
     <w:name w:val="Footer Char"/>
-    <w:basedOn w:val="148"/>
-    <w:link w:val="178"/>
+    <w:basedOn w:val="849"/>
+    <w:link w:val="877"/>
     <w:uiPriority w:val="99"/>
     <w:pPr>
       <w:pBdr/>
@@ -33772,10 +34060,10 @@
       <w:ind/>
     </w:pPr>
   </w:style>
-  <w:style w:type="paragraph" w:styleId="180">
+  <w:style w:type="paragraph" w:styleId="879">
     <w:name w:val="Caption"/>
-    <w:basedOn w:val="678"/>
-    <w:next w:val="678"/>
+    <w:basedOn w:val="901"/>
+    <w:next w:val="901"/>
     <w:uiPriority w:val="35"/>
     <w:unhideWhenUsed/>
     <w:qFormat/>
@@ -33792,10 +34080,10 @@
       <w:szCs w:val="18"/>
     </w:rPr>
   </w:style>
-  <w:style w:type="paragraph" w:styleId="181">
+  <w:style w:type="paragraph" w:styleId="880">
     <w:name w:val="footnote text"/>
-    <w:basedOn w:val="678"/>
-    <w:link w:val="182"/>
+    <w:basedOn w:val="901"/>
+    <w:link w:val="881"/>
     <w:uiPriority w:val="99"/>
     <w:semiHidden/>
     <w:unhideWhenUsed/>
@@ -33809,10 +34097,10 @@
       <w:szCs w:val="20"/>
     </w:rPr>
   </w:style>
-  <w:style w:type="character" w:styleId="182">
+  <w:style w:type="character" w:styleId="881">
     <w:name w:val="Footnote Text Char"/>
-    <w:basedOn w:val="148"/>
-    <w:link w:val="181"/>
+    <w:basedOn w:val="849"/>
+    <w:link w:val="880"/>
     <w:uiPriority w:val="99"/>
     <w:semiHidden/>
     <w:pPr>
@@ -33825,9 +34113,9 @@
       <w:szCs w:val="20"/>
     </w:rPr>
   </w:style>
-  <w:style w:type="character" w:styleId="183">
+  <w:style w:type="character" w:styleId="882">
     <w:name w:val="footnote reference"/>
-    <w:basedOn w:val="148"/>
+    <w:basedOn w:val="849"/>
     <w:uiPriority w:val="99"/>
     <w:semiHidden/>
     <w:unhideWhenUsed/>
@@ -33840,10 +34128,10 @@
       <w:vertAlign w:val="superscript"/>
     </w:rPr>
   </w:style>
-  <w:style w:type="paragraph" w:styleId="184">
+  <w:style w:type="paragraph" w:styleId="883">
     <w:name w:val="endnote text"/>
-    <w:basedOn w:val="678"/>
-    <w:link w:val="185"/>
+    <w:basedOn w:val="901"/>
+    <w:link w:val="884"/>
     <w:uiPriority w:val="99"/>
     <w:semiHidden/>
     <w:unhideWhenUsed/>
@@ -33857,10 +34145,10 @@
       <w:szCs w:val="20"/>
     </w:rPr>
   </w:style>
-  <w:style w:type="character" w:styleId="185">
+  <w:style w:type="character" w:styleId="884">
     <w:name w:val="Endnote Text Char"/>
-    <w:basedOn w:val="148"/>
-    <w:link w:val="184"/>
+    <w:basedOn w:val="849"/>
+    <w:link w:val="883"/>
     <w:uiPriority w:val="99"/>
     <w:semiHidden/>
     <w:pPr>
@@ -33873,9 +34161,9 @@
       <w:szCs w:val="20"/>
     </w:rPr>
   </w:style>
-  <w:style w:type="character" w:styleId="186">
+  <w:style w:type="character" w:styleId="885">
     <w:name w:val="endnote reference"/>
-    <w:basedOn w:val="148"/>
+    <w:basedOn w:val="849"/>
     <w:uiPriority w:val="99"/>
     <w:semiHidden/>
     <w:unhideWhenUsed/>
@@ -33888,9 +34176,9 @@
       <w:vertAlign w:val="superscript"/>
     </w:rPr>
   </w:style>
-  <w:style w:type="character" w:styleId="187">
+  <w:style w:type="character" w:styleId="886">
     <w:name w:val="Hyperlink"/>
-    <w:basedOn w:val="148"/>
+    <w:basedOn w:val="849"/>
     <w:uiPriority w:val="99"/>
     <w:unhideWhenUsed/>
     <w:pPr>
@@ -33903,9 +34191,9 @@
       <w:u w:val="single"/>
     </w:rPr>
   </w:style>
-  <w:style w:type="character" w:styleId="188">
+  <w:style w:type="character" w:styleId="887">
     <w:name w:val="FollowedHyperlink"/>
-    <w:basedOn w:val="148"/>
+    <w:basedOn w:val="849"/>
     <w:uiPriority w:val="99"/>
     <w:semiHidden/>
     <w:unhideWhenUsed/>
@@ -33919,10 +34207,10 @@
       <w:u w:val="single"/>
     </w:rPr>
   </w:style>
-  <w:style w:type="paragraph" w:styleId="189">
+  <w:style w:type="paragraph" w:styleId="888">
     <w:name w:val="toc 1"/>
-    <w:basedOn w:val="678"/>
-    <w:next w:val="678"/>
+    <w:basedOn w:val="901"/>
+    <w:next w:val="901"/>
     <w:uiPriority w:val="39"/>
     <w:unhideWhenUsed/>
     <w:pPr>
@@ -33931,10 +34219,10 @@
       <w:ind/>
     </w:pPr>
   </w:style>
-  <w:style w:type="paragraph" w:styleId="190">
+  <w:style w:type="paragraph" w:styleId="889">
     <w:name w:val="toc 2"/>
-    <w:basedOn w:val="678"/>
-    <w:next w:val="678"/>
+    <w:basedOn w:val="901"/>
+    <w:next w:val="901"/>
     <w:uiPriority w:val="39"/>
     <w:unhideWhenUsed/>
     <w:pPr>
@@ -33943,10 +34231,10 @@
       <w:ind w:left="220"/>
     </w:pPr>
   </w:style>
-  <w:style w:type="paragraph" w:styleId="191">
+  <w:style w:type="paragraph" w:styleId="890">
     <w:name w:val="toc 3"/>
-    <w:basedOn w:val="678"/>
-    <w:next w:val="678"/>
+    <w:basedOn w:val="901"/>
+    <w:next w:val="901"/>
     <w:uiPriority w:val="39"/>
     <w:unhideWhenUsed/>
     <w:pPr>
@@ -33955,10 +34243,10 @@
       <w:ind w:left="440"/>
     </w:pPr>
   </w:style>
-  <w:style w:type="paragraph" w:styleId="192">
+  <w:style w:type="paragraph" w:styleId="891">
     <w:name w:val="toc 4"/>
-    <w:basedOn w:val="678"/>
-    <w:next w:val="678"/>
+    <w:basedOn w:val="901"/>
+    <w:next w:val="901"/>
     <w:uiPriority w:val="39"/>
     <w:unhideWhenUsed/>
     <w:pPr>
@@ -33967,10 +34255,10 @@
       <w:ind w:left="660"/>
     </w:pPr>
   </w:style>
-  <w:style w:type="paragraph" w:styleId="193">
+  <w:style w:type="paragraph" w:styleId="892">
     <w:name w:val="toc 5"/>
-    <w:basedOn w:val="678"/>
-    <w:next w:val="678"/>
+    <w:basedOn w:val="901"/>
+    <w:next w:val="901"/>
     <w:uiPriority w:val="39"/>
     <w:unhideWhenUsed/>
     <w:pPr>
@@ -33979,10 +34267,10 @@
       <w:ind w:left="880"/>
     </w:pPr>
   </w:style>
-  <w:style w:type="paragraph" w:styleId="194">
+  <w:style w:type="paragraph" w:styleId="893">
     <w:name w:val="toc 6"/>
-    <w:basedOn w:val="678"/>
-    <w:next w:val="678"/>
+    <w:basedOn w:val="901"/>
+    <w:next w:val="901"/>
     <w:uiPriority w:val="39"/>
     <w:unhideWhenUsed/>
     <w:pPr>
@@ -33991,10 +34279,10 @@
       <w:ind w:left="1100"/>
     </w:pPr>
   </w:style>
-  <w:style w:type="paragraph" w:styleId="195">
+  <w:style w:type="paragraph" w:styleId="894">
     <w:name w:val="toc 7"/>
-    <w:basedOn w:val="678"/>
-    <w:next w:val="678"/>
+    <w:basedOn w:val="901"/>
+    <w:next w:val="901"/>
     <w:uiPriority w:val="39"/>
     <w:unhideWhenUsed/>
     <w:pPr>
@@ -34003,10 +34291,10 @@
       <w:ind w:left="1320"/>
     </w:pPr>
   </w:style>
-  <w:style w:type="paragraph" w:styleId="196">
+  <w:style w:type="paragraph" w:styleId="895">
     <w:name w:val="toc 8"/>
-    <w:basedOn w:val="678"/>
-    <w:next w:val="678"/>
+    <w:basedOn w:val="901"/>
+    <w:next w:val="901"/>
     <w:uiPriority w:val="39"/>
     <w:unhideWhenUsed/>
     <w:pPr>
@@ -34015,10 +34303,10 @@
       <w:ind w:left="1540"/>
     </w:pPr>
   </w:style>
-  <w:style w:type="paragraph" w:styleId="197">
+  <w:style w:type="paragraph" w:styleId="896">
     <w:name w:val="toc 9"/>
-    <w:basedOn w:val="678"/>
-    <w:next w:val="678"/>
+    <w:basedOn w:val="901"/>
+    <w:next w:val="901"/>
     <w:uiPriority w:val="39"/>
     <w:unhideWhenUsed/>
     <w:pPr>
@@ -34027,9 +34315,9 @@
       <w:ind w:left="1760"/>
     </w:pPr>
   </w:style>
-  <w:style w:type="character" w:styleId="198">
+  <w:style w:type="character" w:styleId="897">
     <w:name w:val="Placeholder Text"/>
-    <w:basedOn w:val="148"/>
+    <w:basedOn w:val="849"/>
     <w:uiPriority w:val="99"/>
     <w:semiHidden/>
     <w:pPr>
@@ -34041,7 +34329,7 @@
       <w:color w:val="666666"/>
     </w:rPr>
   </w:style>
-  <w:style w:type="paragraph" w:styleId="208">
+  <w:style w:type="paragraph" w:styleId="898">
     <w:name w:val="TOC Heading"/>
     <w:uiPriority w:val="39"/>
     <w:unhideWhenUsed/>
@@ -34051,10 +34339,10 @@
       <w:ind/>
     </w:pPr>
   </w:style>
-  <w:style w:type="paragraph" w:styleId="209">
+  <w:style w:type="paragraph" w:styleId="899">
     <w:name w:val="table of figures"/>
-    <w:basedOn w:val="678"/>
-    <w:next w:val="678"/>
+    <w:basedOn w:val="901"/>
+    <w:next w:val="901"/>
     <w:uiPriority w:val="99"/>
     <w:unhideWhenUsed/>
     <w:pPr>
@@ -34063,7 +34351,7 @@
       <w:ind/>
     </w:pPr>
   </w:style>
-  <w:style w:type="table" w:styleId="677">
+  <w:style w:type="table" w:styleId="900">
     <w:name w:val="TableNormal"/>
     <w:pPr>
       <w:pBdr/>
@@ -34252,7 +34540,7 @@
       </w:tcPr>
     </w:tblStylePr>
   </w:style>
-  <w:style w:type="paragraph" w:styleId="678" w:default="1">
+  <w:style w:type="paragraph" w:styleId="901" w:default="1">
     <w:name w:val="Normal"/>
     <w:pPr>
       <w:pBdr/>
@@ -34260,10 +34548,10 @@
       <w:ind/>
     </w:pPr>
   </w:style>
-  <w:style w:type="paragraph" w:styleId="679">
+  <w:style w:type="paragraph" w:styleId="902">
     <w:name w:val="Heading 1"/>
-    <w:basedOn w:val="678"/>
-    <w:next w:val="678"/>
+    <w:basedOn w:val="901"/>
+    <w:next w:val="901"/>
     <w:pPr>
       <w:keepNext w:val="true"/>
       <w:keepLines w:val="true"/>
@@ -34277,10 +34565,10 @@
       <w:szCs w:val="40"/>
     </w:rPr>
   </w:style>
-  <w:style w:type="paragraph" w:styleId="680">
+  <w:style w:type="paragraph" w:styleId="903">
     <w:name w:val="Heading 2"/>
-    <w:basedOn w:val="678"/>
-    <w:next w:val="678"/>
+    <w:basedOn w:val="901"/>
+    <w:next w:val="901"/>
     <w:pPr>
       <w:keepNext w:val="true"/>
       <w:keepLines w:val="true"/>
@@ -34296,10 +34584,10 @@
       <w:szCs w:val="32"/>
     </w:rPr>
   </w:style>
-  <w:style w:type="paragraph" w:styleId="681">
+  <w:style w:type="paragraph" w:styleId="904">
     <w:name w:val="Heading 3"/>
-    <w:basedOn w:val="678"/>
-    <w:next w:val="678"/>
+    <w:basedOn w:val="901"/>
+    <w:next w:val="901"/>
     <w:pPr>
       <w:keepNext w:val="true"/>
       <w:keepLines w:val="true"/>
@@ -34316,10 +34604,10 @@
       <w:szCs w:val="28"/>
     </w:rPr>
   </w:style>
-  <w:style w:type="paragraph" w:styleId="682">
+  <w:style w:type="paragraph" w:styleId="905">
     <w:name w:val="Heading 4"/>
-    <w:basedOn w:val="678"/>
-    <w:next w:val="678"/>
+    <w:basedOn w:val="901"/>
+    <w:next w:val="901"/>
     <w:pPr>
       <w:keepNext w:val="true"/>
       <w:keepLines w:val="true"/>
@@ -34334,10 +34622,10 @@
       <w:szCs w:val="24"/>
     </w:rPr>
   </w:style>
-  <w:style w:type="paragraph" w:styleId="683">
+  <w:style w:type="paragraph" w:styleId="906">
     <w:name w:val="Heading 5"/>
-    <w:basedOn w:val="678"/>
-    <w:next w:val="678"/>
+    <w:basedOn w:val="901"/>
+    <w:next w:val="901"/>
     <w:pPr>
       <w:keepNext w:val="true"/>
       <w:keepLines w:val="true"/>
@@ -34352,10 +34640,10 @@
       <w:szCs w:val="22"/>
     </w:rPr>
   </w:style>
-  <w:style w:type="paragraph" w:styleId="684">
+  <w:style w:type="paragraph" w:styleId="907">
     <w:name w:val="Heading 6"/>
-    <w:basedOn w:val="678"/>
-    <w:next w:val="678"/>
+    <w:basedOn w:val="901"/>
+    <w:next w:val="901"/>
     <w:pPr>
       <w:keepNext w:val="true"/>
       <w:keepLines w:val="true"/>
@@ -34372,10 +34660,10 @@
       <w:szCs w:val="22"/>
     </w:rPr>
   </w:style>
-  <w:style w:type="paragraph" w:styleId="685">
+  <w:style w:type="paragraph" w:styleId="908">
     <w:name w:val="Title"/>
-    <w:basedOn w:val="678"/>
-    <w:next w:val="678"/>
+    <w:basedOn w:val="901"/>
+    <w:next w:val="901"/>
     <w:pPr>
       <w:keepNext w:val="true"/>
       <w:keepLines w:val="true"/>
@@ -34389,10 +34677,10 @@
       <w:szCs w:val="52"/>
     </w:rPr>
   </w:style>
-  <w:style w:type="paragraph" w:styleId="686">
+  <w:style w:type="paragraph" w:styleId="909">
     <w:name w:val="Subtitle"/>
-    <w:basedOn w:val="678"/>
-    <w:next w:val="678"/>
+    <w:basedOn w:val="901"/>
+    <w:next w:val="901"/>
     <w:pPr>
       <w:keepNext w:val="true"/>
       <w:keepLines w:val="true"/>
@@ -34410,9 +34698,9 @@
       <w:szCs w:val="30"/>
     </w:rPr>
   </w:style>
-  <w:style w:type="table" w:styleId="687">
+  <w:style w:type="table" w:styleId="910">
     <w:name w:val="StGen0"/>
-    <w:basedOn w:val="677"/>
+    <w:basedOn w:val="900"/>
     <w:pPr>
       <w:pBdr/>
       <w:spacing/>
